--- a/documents/docx/00-read-me-first.docx
+++ b/documents/docx/00-read-me-first.docx
@@ -10,10 +10,10 @@
       </w:pPr>
       <w:r>
         <w:rPr>
-          <w:rFonts w:ascii="Calibri" w:cs="Calibri" w:eastAsia="Calibri" w:hAnsi="Calibri"/>
-          <w:b/>
-          <w:bCs/>
-          <w:color w:val="06302E"/>
+          <w:rFonts w:ascii="Georgia" w:cs="Georgia" w:eastAsia="Georgia" w:hAnsi="Georgia"/>
+          <w:b/>
+          <w:bCs/>
+          <w:color w:val="1A1A1A"/>
           <w:sz w:val="30"/>
           <w:szCs w:val="30"/>
         </w:rPr>
@@ -26,8 +26,8 @@
       </w:pPr>
       <w:r>
         <w:rPr>
-          <w:rFonts w:ascii="Calibri" w:cs="Calibri" w:eastAsia="Calibri" w:hAnsi="Calibri"/>
-          <w:color w:val="1E2E2C"/>
+          <w:rFonts w:ascii="Georgia" w:cs="Georgia" w:eastAsia="Georgia" w:hAnsi="Georgia"/>
+          <w:color w:val="222222"/>
           <w:sz w:val="21"/>
           <w:szCs w:val="21"/>
         </w:rPr>
@@ -35,8 +35,8 @@
       </w:r>
       <w:r>
         <w:rPr>
-          <w:rFonts w:ascii="Calibri" w:cs="Calibri" w:eastAsia="Calibri" w:hAnsi="Calibri"/>
-          <w:color w:val="1E2E2C"/>
+          <w:rFonts w:ascii="Georgia" w:cs="Georgia" w:eastAsia="Georgia" w:hAnsi="Georgia"/>
+          <w:color w:val="222222"/>
           <w:sz w:val="21"/>
           <w:szCs w:val="21"/>
         </w:rPr>
@@ -44,8 +44,8 @@
       </w:r>
       <w:r>
         <w:rPr>
-          <w:rFonts w:ascii="Calibri" w:cs="Calibri" w:eastAsia="Calibri" w:hAnsi="Calibri"/>
-          <w:color w:val="1E2E2C"/>
+          <w:rFonts w:ascii="Georgia" w:cs="Georgia" w:eastAsia="Georgia" w:hAnsi="Georgia"/>
+          <w:color w:val="222222"/>
           <w:sz w:val="21"/>
           <w:szCs w:val="21"/>
         </w:rPr>
@@ -53,8 +53,8 @@
       </w:r>
       <w:r>
         <w:rPr>
-          <w:rFonts w:ascii="Calibri" w:cs="Calibri" w:eastAsia="Calibri" w:hAnsi="Calibri"/>
-          <w:color w:val="1E2E2C"/>
+          <w:rFonts w:ascii="Georgia" w:cs="Georgia" w:eastAsia="Georgia" w:hAnsi="Georgia"/>
+          <w:color w:val="222222"/>
           <w:sz w:val="21"/>
           <w:szCs w:val="21"/>
         </w:rPr>
@@ -67,8 +67,8 @@
       </w:pPr>
       <w:r>
         <w:rPr>
-          <w:rFonts w:ascii="Calibri" w:cs="Calibri" w:eastAsia="Calibri" w:hAnsi="Calibri"/>
-          <w:color w:val="1E2E2C"/>
+          <w:rFonts w:ascii="Georgia" w:cs="Georgia" w:eastAsia="Georgia" w:hAnsi="Georgia"/>
+          <w:color w:val="222222"/>
           <w:sz w:val="21"/>
           <w:szCs w:val="21"/>
         </w:rPr>
@@ -76,8 +76,8 @@
       </w:r>
       <w:r>
         <w:rPr>
-          <w:rFonts w:ascii="Calibri" w:cs="Calibri" w:eastAsia="Calibri" w:hAnsi="Calibri"/>
-          <w:color w:val="1E2E2C"/>
+          <w:rFonts w:ascii="Georgia" w:cs="Georgia" w:eastAsia="Georgia" w:hAnsi="Georgia"/>
+          <w:color w:val="222222"/>
           <w:sz w:val="21"/>
           <w:szCs w:val="21"/>
         </w:rPr>
@@ -85,8 +85,8 @@
       </w:r>
       <w:r>
         <w:rPr>
-          <w:rFonts w:ascii="Calibri" w:cs="Calibri" w:eastAsia="Calibri" w:hAnsi="Calibri"/>
-          <w:color w:val="1E2E2C"/>
+          <w:rFonts w:ascii="Georgia" w:cs="Georgia" w:eastAsia="Georgia" w:hAnsi="Georgia"/>
+          <w:color w:val="222222"/>
           <w:sz w:val="21"/>
           <w:szCs w:val="21"/>
         </w:rPr>
@@ -94,8 +94,8 @@
       </w:r>
       <w:r>
         <w:rPr>
-          <w:rFonts w:ascii="Calibri" w:cs="Calibri" w:eastAsia="Calibri" w:hAnsi="Calibri"/>
-          <w:color w:val="1E2E2C"/>
+          <w:rFonts w:ascii="Georgia" w:cs="Georgia" w:eastAsia="Georgia" w:hAnsi="Georgia"/>
+          <w:color w:val="222222"/>
           <w:sz w:val="21"/>
           <w:szCs w:val="21"/>
         </w:rPr>
@@ -103,8 +103,8 @@
       </w:r>
       <w:r>
         <w:rPr>
-          <w:rFonts w:ascii="Calibri" w:cs="Calibri" w:eastAsia="Calibri" w:hAnsi="Calibri"/>
-          <w:color w:val="1E2E2C"/>
+          <w:rFonts w:ascii="Georgia" w:cs="Georgia" w:eastAsia="Georgia" w:hAnsi="Georgia"/>
+          <w:color w:val="222222"/>
           <w:sz w:val="21"/>
           <w:szCs w:val="21"/>
         </w:rPr>
@@ -112,8 +112,8 @@
       </w:r>
       <w:r>
         <w:rPr>
-          <w:rFonts w:ascii="Calibri" w:cs="Calibri" w:eastAsia="Calibri" w:hAnsi="Calibri"/>
-          <w:color w:val="1E2E2C"/>
+          <w:rFonts w:ascii="Georgia" w:cs="Georgia" w:eastAsia="Georgia" w:hAnsi="Georgia"/>
+          <w:color w:val="222222"/>
           <w:sz w:val="21"/>
           <w:szCs w:val="21"/>
         </w:rPr>
@@ -126,8 +126,8 @@
       </w:pPr>
       <w:r>
         <w:rPr>
-          <w:rFonts w:ascii="Calibri" w:cs="Calibri" w:eastAsia="Calibri" w:hAnsi="Calibri"/>
-          <w:color w:val="1E2E2C"/>
+          <w:rFonts w:ascii="Georgia" w:cs="Georgia" w:eastAsia="Georgia" w:hAnsi="Georgia"/>
+          <w:color w:val="222222"/>
           <w:sz w:val="21"/>
           <w:szCs w:val="21"/>
         </w:rPr>
@@ -135,8 +135,8 @@
       </w:r>
       <w:r>
         <w:rPr>
-          <w:rFonts w:ascii="Calibri" w:cs="Calibri" w:eastAsia="Calibri" w:hAnsi="Calibri"/>
-          <w:color w:val="1E2E2C"/>
+          <w:rFonts w:ascii="Georgia" w:cs="Georgia" w:eastAsia="Georgia" w:hAnsi="Georgia"/>
+          <w:color w:val="222222"/>
           <w:sz w:val="21"/>
           <w:szCs w:val="21"/>
         </w:rPr>
@@ -144,8 +144,8 @@
       </w:r>
       <w:r>
         <w:rPr>
-          <w:rFonts w:ascii="Calibri" w:cs="Calibri" w:eastAsia="Calibri" w:hAnsi="Calibri"/>
-          <w:color w:val="1E2E2C"/>
+          <w:rFonts w:ascii="Georgia" w:cs="Georgia" w:eastAsia="Georgia" w:hAnsi="Georgia"/>
+          <w:color w:val="222222"/>
           <w:sz w:val="21"/>
           <w:szCs w:val="21"/>
         </w:rPr>
@@ -153,8 +153,8 @@
       </w:r>
       <w:r>
         <w:rPr>
-          <w:rFonts w:ascii="Calibri" w:cs="Calibri" w:eastAsia="Calibri" w:hAnsi="Calibri"/>
-          <w:color w:val="1E2E2C"/>
+          <w:rFonts w:ascii="Georgia" w:cs="Georgia" w:eastAsia="Georgia" w:hAnsi="Georgia"/>
+          <w:color w:val="222222"/>
           <w:sz w:val="21"/>
           <w:szCs w:val="21"/>
         </w:rPr>
@@ -164,7 +164,7 @@
     <w:p>
       <w:pPr>
         <w:pBdr>
-          <w:bottom w:val="single" w:color="C9D6D3" w:sz="6"/>
+          <w:bottom w:val="single" w:color="C8C8C8" w:sz="6"/>
         </w:pBdr>
         <w:spacing w:after="200" w:before="200"/>
       </w:pPr>
@@ -173,16 +173,16 @@
       <w:pPr>
         <w:pStyle w:val="Heading2"/>
         <w:pBdr>
-          <w:bottom w:val="single" w:color="12B84F" w:sz="6"/>
+          <w:bottom w:val="single" w:color="8C8C8C" w:sz="6"/>
         </w:pBdr>
         <w:spacing w:after="130" w:before="320"/>
       </w:pPr>
       <w:r>
         <w:rPr>
-          <w:rFonts w:ascii="Calibri" w:cs="Calibri" w:eastAsia="Calibri" w:hAnsi="Calibri"/>
-          <w:b/>
-          <w:bCs/>
-          <w:color w:val="06302E"/>
+          <w:rFonts w:ascii="Georgia" w:cs="Georgia" w:eastAsia="Georgia" w:hAnsi="Georgia"/>
+          <w:b/>
+          <w:bCs/>
+          <w:color w:val="1A1A1A"/>
           <w:sz w:val="23"/>
           <w:szCs w:val="23"/>
         </w:rPr>
@@ -196,10 +196,10 @@
       </w:pPr>
       <w:r>
         <w:rPr>
-          <w:rFonts w:ascii="Calibri" w:cs="Calibri" w:eastAsia="Calibri" w:hAnsi="Calibri"/>
-          <w:b/>
-          <w:bCs/>
-          <w:color w:val="06302E"/>
+          <w:rFonts w:ascii="Georgia" w:cs="Georgia" w:eastAsia="Georgia" w:hAnsi="Georgia"/>
+          <w:b/>
+          <w:bCs/>
+          <w:color w:val="1A1A1A"/>
           <w:sz w:val="21"/>
           <w:szCs w:val="21"/>
         </w:rPr>
@@ -207,10 +207,10 @@
       </w:r>
       <w:r>
         <w:rPr>
-          <w:rFonts w:ascii="Calibri" w:cs="Calibri" w:eastAsia="Calibri" w:hAnsi="Calibri"/>
-          <w:b/>
-          <w:bCs/>
-          <w:color w:val="1E2E2C"/>
+          <w:rFonts w:ascii="Georgia" w:cs="Georgia" w:eastAsia="Georgia" w:hAnsi="Georgia"/>
+          <w:b/>
+          <w:bCs/>
+          <w:color w:val="222222"/>
           <w:sz w:val="21"/>
           <w:szCs w:val="21"/>
         </w:rPr>
@@ -218,12 +218,32 @@
       </w:r>
       <w:r>
         <w:rPr>
-          <w:rFonts w:ascii="Calibri" w:cs="Calibri" w:eastAsia="Calibri" w:hAnsi="Calibri"/>
-          <w:color w:val="1E2E2C"/>
-          <w:sz w:val="21"/>
-          <w:szCs w:val="21"/>
-        </w:rPr>
-        <w:t xml:space="preserve"> Operating as a microlender without registration is itself the offence — a fine of up to N$500,000 and/or up to five years' imprisonment — and no wording in any document cures it. If Quickserve Financial Services CC is not yet a NAMFISA-registered microlender, that comes first, before anything in this pack is used.</w:t>
+          <w:rFonts w:ascii="Georgia" w:cs="Georgia" w:eastAsia="Georgia" w:hAnsi="Georgia"/>
+          <w:color w:val="222222"/>
+          <w:sz w:val="21"/>
+          <w:szCs w:val="21"/>
+        </w:rPr>
+        <w:t xml:space="preserve"> Operating as a microlender without registration is itself the offence — a fine of up to N$500,000 and/or up to five years' imprisonment — and no wording in any document cures it. If Quickserve Financial Services CC is not yet a NAMFISA-registered microlender, that comes first, before anything in this pack is used. </w:t>
+      </w:r>
+      <w:r>
+        <w:rPr>
+          <w:rFonts w:ascii="Georgia" w:cs="Georgia" w:eastAsia="Georgia" w:hAnsi="Georgia"/>
+          <w:b/>
+          <w:bCs/>
+          <w:color w:val="222222"/>
+          <w:sz w:val="21"/>
+          <w:szCs w:val="21"/>
+        </w:rPr>
+        <w:t xml:space="preserve">Registration is currently in progress.</w:t>
+      </w:r>
+      <w:r>
+        <w:rPr>
+          <w:rFonts w:ascii="Georgia" w:cs="Georgia" w:eastAsia="Georgia" w:hAnsi="Georgia"/>
+          <w:color w:val="222222"/>
+          <w:sz w:val="21"/>
+          <w:szCs w:val="21"/>
+        </w:rPr>
+        <w:t xml:space="preserve"> Because it has not yet been granted, the documents in this pack have been worded so they do not state or imply that QuickServe is already registered with, or regulated by, NAMFISA. Do not add any such statement, and do not fill in a NAMFISA registration number, until the certificate is actually issued.</w:t>
       </w:r>
     </w:p>
     <w:p>
@@ -233,10 +253,10 @@
       </w:pPr>
       <w:r>
         <w:rPr>
-          <w:rFonts w:ascii="Calibri" w:cs="Calibri" w:eastAsia="Calibri" w:hAnsi="Calibri"/>
-          <w:b/>
-          <w:bCs/>
-          <w:color w:val="06302E"/>
+          <w:rFonts w:ascii="Georgia" w:cs="Georgia" w:eastAsia="Georgia" w:hAnsi="Georgia"/>
+          <w:b/>
+          <w:bCs/>
+          <w:color w:val="1A1A1A"/>
           <w:sz w:val="21"/>
           <w:szCs w:val="21"/>
         </w:rPr>
@@ -244,10 +264,10 @@
       </w:r>
       <w:r>
         <w:rPr>
-          <w:rFonts w:ascii="Calibri" w:cs="Calibri" w:eastAsia="Calibri" w:hAnsi="Calibri"/>
-          <w:b/>
-          <w:bCs/>
-          <w:color w:val="1E2E2C"/>
+          <w:rFonts w:ascii="Georgia" w:cs="Georgia" w:eastAsia="Georgia" w:hAnsi="Georgia"/>
+          <w:b/>
+          <w:bCs/>
+          <w:color w:val="222222"/>
           <w:sz w:val="21"/>
           <w:szCs w:val="21"/>
         </w:rPr>
@@ -255,8 +275,8 @@
       </w:r>
       <w:r>
         <w:rPr>
-          <w:rFonts w:ascii="Calibri" w:cs="Calibri" w:eastAsia="Calibri" w:hAnsi="Calibri"/>
-          <w:color w:val="1E2E2C"/>
+          <w:rFonts w:ascii="Georgia" w:cs="Georgia" w:eastAsia="Georgia" w:hAnsi="Georgia"/>
+          <w:color w:val="222222"/>
           <w:sz w:val="21"/>
           <w:szCs w:val="21"/>
         </w:rPr>
@@ -264,10 +284,10 @@
       </w:r>
       <w:r>
         <w:rPr>
-          <w:rFonts w:ascii="Calibri" w:cs="Calibri" w:eastAsia="Calibri" w:hAnsi="Calibri"/>
-          <w:b/>
-          <w:bCs/>
-          <w:color w:val="1E2E2C"/>
+          <w:rFonts w:ascii="Georgia" w:cs="Georgia" w:eastAsia="Georgia" w:hAnsi="Georgia"/>
+          <w:b/>
+          <w:bCs/>
+          <w:color w:val="222222"/>
           <w:sz w:val="21"/>
           <w:szCs w:val="21"/>
         </w:rPr>
@@ -275,8 +295,8 @@
       </w:r>
       <w:r>
         <w:rPr>
-          <w:rFonts w:ascii="Calibri" w:cs="Calibri" w:eastAsia="Calibri" w:hAnsi="Calibri"/>
-          <w:color w:val="1E2E2C"/>
+          <w:rFonts w:ascii="Georgia" w:cs="Georgia" w:eastAsia="Georgia" w:hAnsi="Georgia"/>
+          <w:color w:val="222222"/>
           <w:sz w:val="21"/>
           <w:szCs w:val="21"/>
         </w:rPr>
@@ -284,10 +304,10 @@
       </w:r>
       <w:r>
         <w:rPr>
-          <w:rFonts w:ascii="Calibri" w:cs="Calibri" w:eastAsia="Calibri" w:hAnsi="Calibri"/>
-          <w:b/>
-          <w:bCs/>
-          <w:color w:val="1E2E2C"/>
+          <w:rFonts w:ascii="Georgia" w:cs="Georgia" w:eastAsia="Georgia" w:hAnsi="Georgia"/>
+          <w:b/>
+          <w:bCs/>
+          <w:color w:val="222222"/>
           <w:sz w:val="21"/>
           <w:szCs w:val="21"/>
         </w:rPr>
@@ -295,8 +315,8 @@
       </w:r>
       <w:r>
         <w:rPr>
-          <w:rFonts w:ascii="Calibri" w:cs="Calibri" w:eastAsia="Calibri" w:hAnsi="Calibri"/>
-          <w:color w:val="1E2E2C"/>
+          <w:rFonts w:ascii="Georgia" w:cs="Georgia" w:eastAsia="Georgia" w:hAnsi="Georgia"/>
+          <w:color w:val="222222"/>
           <w:sz w:val="21"/>
           <w:szCs w:val="21"/>
         </w:rPr>
@@ -304,10 +324,10 @@
       </w:r>
       <w:r>
         <w:rPr>
-          <w:rFonts w:ascii="Calibri" w:cs="Calibri" w:eastAsia="Calibri" w:hAnsi="Calibri"/>
-          <w:b/>
-          <w:bCs/>
-          <w:color w:val="1E2E2C"/>
+          <w:rFonts w:ascii="Georgia" w:cs="Georgia" w:eastAsia="Georgia" w:hAnsi="Georgia"/>
+          <w:b/>
+          <w:bCs/>
+          <w:color w:val="222222"/>
           <w:sz w:val="21"/>
           <w:szCs w:val="21"/>
         </w:rPr>
@@ -315,8 +335,8 @@
       </w:r>
       <w:r>
         <w:rPr>
-          <w:rFonts w:ascii="Calibri" w:cs="Calibri" w:eastAsia="Calibri" w:hAnsi="Calibri"/>
-          <w:color w:val="1E2E2C"/>
+          <w:rFonts w:ascii="Georgia" w:cs="Georgia" w:eastAsia="Georgia" w:hAnsi="Georgia"/>
+          <w:color w:val="222222"/>
           <w:sz w:val="21"/>
           <w:szCs w:val="21"/>
         </w:rPr>
@@ -324,10 +344,10 @@
       </w:r>
       <w:r>
         <w:rPr>
-          <w:rFonts w:ascii="Calibri" w:cs="Calibri" w:eastAsia="Calibri" w:hAnsi="Calibri"/>
-          <w:b/>
-          <w:bCs/>
-          <w:color w:val="1E2E2C"/>
+          <w:rFonts w:ascii="Georgia" w:cs="Georgia" w:eastAsia="Georgia" w:hAnsi="Georgia"/>
+          <w:b/>
+          <w:bCs/>
+          <w:color w:val="222222"/>
           <w:sz w:val="21"/>
           <w:szCs w:val="21"/>
         </w:rPr>
@@ -345,8 +365,8 @@
       </w:pPr>
       <w:r>
         <w:rPr>
-          <w:rFonts w:ascii="Calibri" w:cs="Calibri" w:eastAsia="Calibri" w:hAnsi="Calibri"/>
-          <w:color w:val="1E2E2C"/>
+          <w:rFonts w:ascii="Georgia" w:cs="Georgia" w:eastAsia="Georgia" w:hAnsi="Georgia"/>
+          <w:color w:val="222222"/>
           <w:sz w:val="21"/>
           <w:szCs w:val="21"/>
         </w:rPr>
@@ -354,10 +374,10 @@
       </w:r>
       <w:r>
         <w:rPr>
-          <w:rFonts w:ascii="Calibri" w:cs="Calibri" w:eastAsia="Calibri" w:hAnsi="Calibri"/>
-          <w:b/>
-          <w:bCs/>
-          <w:color w:val="1E2E2C"/>
+          <w:rFonts w:ascii="Georgia" w:cs="Georgia" w:eastAsia="Georgia" w:hAnsi="Georgia"/>
+          <w:b/>
+          <w:bCs/>
+          <w:color w:val="222222"/>
           <w:sz w:val="21"/>
           <w:szCs w:val="21"/>
         </w:rPr>
@@ -365,8 +385,8 @@
       </w:r>
       <w:r>
         <w:rPr>
-          <w:rFonts w:ascii="Calibri" w:cs="Calibri" w:eastAsia="Calibri" w:hAnsi="Calibri"/>
-          <w:color w:val="1E2E2C"/>
+          <w:rFonts w:ascii="Georgia" w:cs="Georgia" w:eastAsia="Georgia" w:hAnsi="Georgia"/>
+          <w:color w:val="222222"/>
           <w:sz w:val="21"/>
           <w:szCs w:val="21"/>
         </w:rPr>
@@ -374,10 +394,10 @@
       </w:r>
       <w:r>
         <w:rPr>
-          <w:rFonts w:ascii="Calibri" w:cs="Calibri" w:eastAsia="Calibri" w:hAnsi="Calibri"/>
-          <w:b/>
-          <w:bCs/>
-          <w:color w:val="1E2E2C"/>
+          <w:rFonts w:ascii="Georgia" w:cs="Georgia" w:eastAsia="Georgia" w:hAnsi="Georgia"/>
+          <w:b/>
+          <w:bCs/>
+          <w:color w:val="222222"/>
           <w:sz w:val="21"/>
           <w:szCs w:val="21"/>
         </w:rPr>
@@ -385,8 +405,8 @@
       </w:r>
       <w:r>
         <w:rPr>
-          <w:rFonts w:ascii="Calibri" w:cs="Calibri" w:eastAsia="Calibri" w:hAnsi="Calibri"/>
-          <w:color w:val="1E2E2C"/>
+          <w:rFonts w:ascii="Georgia" w:cs="Georgia" w:eastAsia="Georgia" w:hAnsi="Georgia"/>
+          <w:color w:val="222222"/>
           <w:sz w:val="21"/>
           <w:szCs w:val="21"/>
         </w:rPr>
@@ -394,10 +414,10 @@
       </w:r>
       <w:r>
         <w:rPr>
-          <w:rFonts w:ascii="Calibri" w:cs="Calibri" w:eastAsia="Calibri" w:hAnsi="Calibri"/>
+          <w:rFonts w:ascii="Georgia" w:cs="Georgia" w:eastAsia="Georgia" w:hAnsi="Georgia"/>
           <w:i/>
           <w:iCs/>
-          <w:color w:val="1E2E2C"/>
+          <w:color w:val="222222"/>
           <w:sz w:val="21"/>
           <w:szCs w:val="21"/>
         </w:rPr>
@@ -405,8 +425,8 @@
       </w:r>
       <w:r>
         <w:rPr>
-          <w:rFonts w:ascii="Calibri" w:cs="Calibri" w:eastAsia="Calibri" w:hAnsi="Calibri"/>
-          <w:color w:val="1E2E2C"/>
+          <w:rFonts w:ascii="Georgia" w:cs="Georgia" w:eastAsia="Georgia" w:hAnsi="Georgia"/>
+          <w:color w:val="222222"/>
           <w:sz w:val="21"/>
           <w:szCs w:val="21"/>
         </w:rPr>
@@ -424,10 +444,10 @@
       </w:pPr>
       <w:r>
         <w:rPr>
-          <w:rFonts w:ascii="Calibri" w:cs="Calibri" w:eastAsia="Calibri" w:hAnsi="Calibri"/>
-          <w:b/>
-          <w:bCs/>
-          <w:color w:val="1E2E2C"/>
+          <w:rFonts w:ascii="Georgia" w:cs="Georgia" w:eastAsia="Georgia" w:hAnsi="Georgia"/>
+          <w:b/>
+          <w:bCs/>
+          <w:color w:val="222222"/>
           <w:sz w:val="21"/>
           <w:szCs w:val="21"/>
         </w:rPr>
@@ -435,8 +455,8 @@
       </w:r>
       <w:r>
         <w:rPr>
-          <w:rFonts w:ascii="Calibri" w:cs="Calibri" w:eastAsia="Calibri" w:hAnsi="Calibri"/>
-          <w:color w:val="1E2E2C"/>
+          <w:rFonts w:ascii="Georgia" w:cs="Georgia" w:eastAsia="Georgia" w:hAnsi="Georgia"/>
+          <w:color w:val="222222"/>
           <w:sz w:val="21"/>
           <w:szCs w:val="21"/>
         </w:rPr>
@@ -444,10 +464,10 @@
       </w:r>
       <w:r>
         <w:rPr>
-          <w:rFonts w:ascii="Calibri" w:cs="Calibri" w:eastAsia="Calibri" w:hAnsi="Calibri"/>
-          <w:b/>
-          <w:bCs/>
-          <w:color w:val="1E2E2C"/>
+          <w:rFonts w:ascii="Georgia" w:cs="Georgia" w:eastAsia="Georgia" w:hAnsi="Georgia"/>
+          <w:b/>
+          <w:bCs/>
+          <w:color w:val="222222"/>
           <w:sz w:val="21"/>
           <w:szCs w:val="21"/>
         </w:rPr>
@@ -455,8 +475,8 @@
       </w:r>
       <w:r>
         <w:rPr>
-          <w:rFonts w:ascii="Calibri" w:cs="Calibri" w:eastAsia="Calibri" w:hAnsi="Calibri"/>
-          <w:color w:val="1E2E2C"/>
+          <w:rFonts w:ascii="Georgia" w:cs="Georgia" w:eastAsia="Georgia" w:hAnsi="Georgia"/>
+          <w:color w:val="222222"/>
           <w:sz w:val="21"/>
           <w:szCs w:val="21"/>
         </w:rPr>
@@ -470,10 +490,10 @@
       </w:pPr>
       <w:r>
         <w:rPr>
-          <w:rFonts w:ascii="Calibri" w:cs="Calibri" w:eastAsia="Calibri" w:hAnsi="Calibri"/>
-          <w:b/>
-          <w:bCs/>
-          <w:color w:val="06302E"/>
+          <w:rFonts w:ascii="Georgia" w:cs="Georgia" w:eastAsia="Georgia" w:hAnsi="Georgia"/>
+          <w:b/>
+          <w:bCs/>
+          <w:color w:val="1A1A1A"/>
           <w:sz w:val="21"/>
           <w:szCs w:val="21"/>
         </w:rPr>
@@ -481,10 +501,10 @@
       </w:r>
       <w:r>
         <w:rPr>
-          <w:rFonts w:ascii="Calibri" w:cs="Calibri" w:eastAsia="Calibri" w:hAnsi="Calibri"/>
-          <w:b/>
-          <w:bCs/>
-          <w:color w:val="1E2E2C"/>
+          <w:rFonts w:ascii="Georgia" w:cs="Georgia" w:eastAsia="Georgia" w:hAnsi="Georgia"/>
+          <w:b/>
+          <w:bCs/>
+          <w:color w:val="222222"/>
           <w:sz w:val="21"/>
           <w:szCs w:val="21"/>
         </w:rPr>
@@ -492,8 +512,8 @@
       </w:r>
       <w:r>
         <w:rPr>
-          <w:rFonts w:ascii="Calibri" w:cs="Calibri" w:eastAsia="Calibri" w:hAnsi="Calibri"/>
-          <w:color w:val="1E2E2C"/>
+          <w:rFonts w:ascii="Georgia" w:cs="Georgia" w:eastAsia="Georgia" w:hAnsi="Georgia"/>
+          <w:color w:val="222222"/>
           <w:sz w:val="21"/>
           <w:szCs w:val="21"/>
         </w:rPr>
@@ -501,10 +521,10 @@
       </w:r>
       <w:r>
         <w:rPr>
-          <w:rFonts w:ascii="Calibri" w:cs="Calibri" w:eastAsia="Calibri" w:hAnsi="Calibri"/>
-          <w:b/>
-          <w:bCs/>
-          <w:color w:val="1E2E2C"/>
+          <w:rFonts w:ascii="Georgia" w:cs="Georgia" w:eastAsia="Georgia" w:hAnsi="Georgia"/>
+          <w:b/>
+          <w:bCs/>
+          <w:color w:val="222222"/>
           <w:sz w:val="21"/>
           <w:szCs w:val="21"/>
         </w:rPr>
@@ -512,8 +532,8 @@
       </w:r>
       <w:r>
         <w:rPr>
-          <w:rFonts w:ascii="Calibri" w:cs="Calibri" w:eastAsia="Calibri" w:hAnsi="Calibri"/>
-          <w:color w:val="1E2E2C"/>
+          <w:rFonts w:ascii="Georgia" w:cs="Georgia" w:eastAsia="Georgia" w:hAnsi="Georgia"/>
+          <w:color w:val="222222"/>
           <w:sz w:val="21"/>
           <w:szCs w:val="21"/>
         </w:rPr>
@@ -521,10 +541,10 @@
       </w:r>
       <w:r>
         <w:rPr>
-          <w:rFonts w:ascii="Calibri" w:cs="Calibri" w:eastAsia="Calibri" w:hAnsi="Calibri"/>
-          <w:b/>
-          <w:bCs/>
-          <w:color w:val="1E2E2C"/>
+          <w:rFonts w:ascii="Georgia" w:cs="Georgia" w:eastAsia="Georgia" w:hAnsi="Georgia"/>
+          <w:b/>
+          <w:bCs/>
+          <w:color w:val="222222"/>
           <w:sz w:val="21"/>
           <w:szCs w:val="21"/>
         </w:rPr>
@@ -532,8 +552,8 @@
       </w:r>
       <w:r>
         <w:rPr>
-          <w:rFonts w:ascii="Calibri" w:cs="Calibri" w:eastAsia="Calibri" w:hAnsi="Calibri"/>
-          <w:color w:val="1E2E2C"/>
+          <w:rFonts w:ascii="Georgia" w:cs="Georgia" w:eastAsia="Georgia" w:hAnsi="Georgia"/>
+          <w:color w:val="222222"/>
           <w:sz w:val="21"/>
           <w:szCs w:val="21"/>
         </w:rPr>
@@ -541,10 +561,10 @@
       </w:r>
       <w:r>
         <w:rPr>
-          <w:rFonts w:ascii="Calibri" w:cs="Calibri" w:eastAsia="Calibri" w:hAnsi="Calibri"/>
+          <w:rFonts w:ascii="Georgia" w:cs="Georgia" w:eastAsia="Georgia" w:hAnsi="Georgia"/>
           <w:i/>
           <w:iCs/>
-          <w:color w:val="1E2E2C"/>
+          <w:color w:val="222222"/>
           <w:sz w:val="21"/>
           <w:szCs w:val="21"/>
         </w:rPr>
@@ -552,8 +572,8 @@
       </w:r>
       <w:r>
         <w:rPr>
-          <w:rFonts w:ascii="Calibri" w:cs="Calibri" w:eastAsia="Calibri" w:hAnsi="Calibri"/>
-          <w:color w:val="1E2E2C"/>
+          <w:rFonts w:ascii="Georgia" w:cs="Georgia" w:eastAsia="Georgia" w:hAnsi="Georgia"/>
+          <w:color w:val="222222"/>
           <w:sz w:val="21"/>
           <w:szCs w:val="21"/>
         </w:rPr>
@@ -561,10 +581,10 @@
       </w:r>
       <w:r>
         <w:rPr>
-          <w:rFonts w:ascii="Calibri" w:cs="Calibri" w:eastAsia="Calibri" w:hAnsi="Calibri"/>
-          <w:b/>
-          <w:bCs/>
-          <w:color w:val="1E2E2C"/>
+          <w:rFonts w:ascii="Georgia" w:cs="Georgia" w:eastAsia="Georgia" w:hAnsi="Georgia"/>
+          <w:b/>
+          <w:bCs/>
+          <w:color w:val="222222"/>
           <w:sz w:val="21"/>
           <w:szCs w:val="21"/>
         </w:rPr>
@@ -572,8 +592,8 @@
       </w:r>
       <w:r>
         <w:rPr>
-          <w:rFonts w:ascii="Calibri" w:cs="Calibri" w:eastAsia="Calibri" w:hAnsi="Calibri"/>
-          <w:color w:val="1E2E2C"/>
+          <w:rFonts w:ascii="Georgia" w:cs="Georgia" w:eastAsia="Georgia" w:hAnsi="Georgia"/>
+          <w:color w:val="222222"/>
           <w:sz w:val="21"/>
           <w:szCs w:val="21"/>
         </w:rPr>
@@ -581,10 +601,10 @@
       </w:r>
       <w:r>
         <w:rPr>
-          <w:rFonts w:ascii="Calibri" w:cs="Calibri" w:eastAsia="Calibri" w:hAnsi="Calibri"/>
-          <w:b/>
-          <w:bCs/>
-          <w:color w:val="1E2E2C"/>
+          <w:rFonts w:ascii="Georgia" w:cs="Georgia" w:eastAsia="Georgia" w:hAnsi="Georgia"/>
+          <w:b/>
+          <w:bCs/>
+          <w:color w:val="222222"/>
           <w:sz w:val="21"/>
           <w:szCs w:val="21"/>
         </w:rPr>
@@ -592,8 +612,8 @@
       </w:r>
       <w:r>
         <w:rPr>
-          <w:rFonts w:ascii="Calibri" w:cs="Calibri" w:eastAsia="Calibri" w:hAnsi="Calibri"/>
-          <w:color w:val="1E2E2C"/>
+          <w:rFonts w:ascii="Georgia" w:cs="Georgia" w:eastAsia="Georgia" w:hAnsi="Georgia"/>
+          <w:color w:val="222222"/>
           <w:sz w:val="21"/>
           <w:szCs w:val="21"/>
         </w:rPr>
@@ -607,10 +627,10 @@
       </w:pPr>
       <w:r>
         <w:rPr>
-          <w:rFonts w:ascii="Calibri" w:cs="Calibri" w:eastAsia="Calibri" w:hAnsi="Calibri"/>
-          <w:b/>
-          <w:bCs/>
-          <w:color w:val="06302E"/>
+          <w:rFonts w:ascii="Georgia" w:cs="Georgia" w:eastAsia="Georgia" w:hAnsi="Georgia"/>
+          <w:b/>
+          <w:bCs/>
+          <w:color w:val="1A1A1A"/>
           <w:sz w:val="21"/>
           <w:szCs w:val="21"/>
         </w:rPr>
@@ -618,10 +638,10 @@
       </w:r>
       <w:r>
         <w:rPr>
-          <w:rFonts w:ascii="Calibri" w:cs="Calibri" w:eastAsia="Calibri" w:hAnsi="Calibri"/>
-          <w:b/>
-          <w:bCs/>
-          <w:color w:val="1E2E2C"/>
+          <w:rFonts w:ascii="Georgia" w:cs="Georgia" w:eastAsia="Georgia" w:hAnsi="Georgia"/>
+          <w:b/>
+          <w:bCs/>
+          <w:color w:val="222222"/>
           <w:sz w:val="21"/>
           <w:szCs w:val="21"/>
         </w:rPr>
@@ -629,8 +649,8 @@
       </w:r>
       <w:r>
         <w:rPr>
-          <w:rFonts w:ascii="Calibri" w:cs="Calibri" w:eastAsia="Calibri" w:hAnsi="Calibri"/>
-          <w:color w:val="1E2E2C"/>
+          <w:rFonts w:ascii="Georgia" w:cs="Georgia" w:eastAsia="Georgia" w:hAnsi="Georgia"/>
+          <w:color w:val="222222"/>
           <w:sz w:val="21"/>
           <w:szCs w:val="21"/>
         </w:rPr>
@@ -640,7 +660,7 @@
     <w:p>
       <w:pPr>
         <w:pBdr>
-          <w:bottom w:val="single" w:color="C9D6D3" w:sz="6"/>
+          <w:bottom w:val="single" w:color="C8C8C8" w:sz="6"/>
         </w:pBdr>
         <w:spacing w:after="200" w:before="200"/>
       </w:pPr>
@@ -649,16 +669,16 @@
       <w:pPr>
         <w:pStyle w:val="Heading2"/>
         <w:pBdr>
-          <w:bottom w:val="single" w:color="12B84F" w:sz="6"/>
+          <w:bottom w:val="single" w:color="8C8C8C" w:sz="6"/>
         </w:pBdr>
         <w:spacing w:after="130" w:before="320"/>
       </w:pPr>
       <w:r>
         <w:rPr>
-          <w:rFonts w:ascii="Calibri" w:cs="Calibri" w:eastAsia="Calibri" w:hAnsi="Calibri"/>
-          <w:b/>
-          <w:bCs/>
-          <w:color w:val="06302E"/>
+          <w:rFonts w:ascii="Georgia" w:cs="Georgia" w:eastAsia="Georgia" w:hAnsi="Georgia"/>
+          <w:b/>
+          <w:bCs/>
+          <w:color w:val="1A1A1A"/>
           <w:sz w:val="23"/>
           <w:szCs w:val="23"/>
         </w:rPr>
@@ -672,10 +692,10 @@
       </w:pPr>
       <w:r>
         <w:rPr>
-          <w:rFonts w:ascii="Calibri" w:cs="Calibri" w:eastAsia="Calibri" w:hAnsi="Calibri"/>
-          <w:b/>
-          <w:bCs/>
-          <w:color w:val="06302E"/>
+          <w:rFonts w:ascii="Georgia" w:cs="Georgia" w:eastAsia="Georgia" w:hAnsi="Georgia"/>
+          <w:b/>
+          <w:bCs/>
+          <w:color w:val="1A1A1A"/>
           <w:sz w:val="21"/>
           <w:szCs w:val="21"/>
         </w:rPr>
@@ -683,10 +703,10 @@
       </w:r>
       <w:r>
         <w:rPr>
-          <w:rFonts w:ascii="Calibri" w:cs="Calibri" w:eastAsia="Calibri" w:hAnsi="Calibri"/>
-          <w:b/>
-          <w:bCs/>
-          <w:color w:val="1E2E2C"/>
+          <w:rFonts w:ascii="Georgia" w:cs="Georgia" w:eastAsia="Georgia" w:hAnsi="Georgia"/>
+          <w:b/>
+          <w:bCs/>
+          <w:color w:val="222222"/>
           <w:sz w:val="21"/>
           <w:szCs w:val="21"/>
         </w:rPr>
@@ -694,8 +714,8 @@
       </w:r>
       <w:r>
         <w:rPr>
-          <w:rFonts w:ascii="Calibri" w:cs="Calibri" w:eastAsia="Calibri" w:hAnsi="Calibri"/>
-          <w:color w:val="1E2E2C"/>
+          <w:rFonts w:ascii="Georgia" w:cs="Georgia" w:eastAsia="Georgia" w:hAnsi="Georgia"/>
+          <w:color w:val="222222"/>
           <w:sz w:val="21"/>
           <w:szCs w:val="21"/>
         </w:rPr>
@@ -703,10 +723,10 @@
       </w:r>
       <w:r>
         <w:rPr>
-          <w:rFonts w:ascii="Calibri" w:cs="Calibri" w:eastAsia="Calibri" w:hAnsi="Calibri"/>
-          <w:b/>
-          <w:bCs/>
-          <w:color w:val="1E2E2C"/>
+          <w:rFonts w:ascii="Georgia" w:cs="Georgia" w:eastAsia="Georgia" w:hAnsi="Georgia"/>
+          <w:b/>
+          <w:bCs/>
+          <w:color w:val="222222"/>
           <w:sz w:val="21"/>
           <w:szCs w:val="21"/>
         </w:rPr>
@@ -714,8 +734,8 @@
       </w:r>
       <w:r>
         <w:rPr>
-          <w:rFonts w:ascii="Calibri" w:cs="Calibri" w:eastAsia="Calibri" w:hAnsi="Calibri"/>
-          <w:color w:val="1E2E2C"/>
+          <w:rFonts w:ascii="Georgia" w:cs="Georgia" w:eastAsia="Georgia" w:hAnsi="Georgia"/>
+          <w:color w:val="222222"/>
           <w:sz w:val="21"/>
           <w:szCs w:val="21"/>
         </w:rPr>
@@ -729,10 +749,10 @@
       </w:pPr>
       <w:r>
         <w:rPr>
-          <w:rFonts w:ascii="Calibri" w:cs="Calibri" w:eastAsia="Calibri" w:hAnsi="Calibri"/>
-          <w:b/>
-          <w:bCs/>
-          <w:color w:val="06302E"/>
+          <w:rFonts w:ascii="Georgia" w:cs="Georgia" w:eastAsia="Georgia" w:hAnsi="Georgia"/>
+          <w:b/>
+          <w:bCs/>
+          <w:color w:val="1A1A1A"/>
           <w:sz w:val="21"/>
           <w:szCs w:val="21"/>
         </w:rPr>
@@ -740,10 +760,10 @@
       </w:r>
       <w:r>
         <w:rPr>
-          <w:rFonts w:ascii="Calibri" w:cs="Calibri" w:eastAsia="Calibri" w:hAnsi="Calibri"/>
-          <w:b/>
-          <w:bCs/>
-          <w:color w:val="1E2E2C"/>
+          <w:rFonts w:ascii="Georgia" w:cs="Georgia" w:eastAsia="Georgia" w:hAnsi="Georgia"/>
+          <w:b/>
+          <w:bCs/>
+          <w:color w:val="222222"/>
           <w:sz w:val="21"/>
           <w:szCs w:val="21"/>
         </w:rPr>
@@ -751,8 +771,8 @@
       </w:r>
       <w:r>
         <w:rPr>
-          <w:rFonts w:ascii="Calibri" w:cs="Calibri" w:eastAsia="Calibri" w:hAnsi="Calibri"/>
-          <w:color w:val="1E2E2C"/>
+          <w:rFonts w:ascii="Georgia" w:cs="Georgia" w:eastAsia="Georgia" w:hAnsi="Georgia"/>
+          <w:color w:val="222222"/>
           <w:sz w:val="21"/>
           <w:szCs w:val="21"/>
         </w:rPr>
@@ -760,10 +780,10 @@
       </w:r>
       <w:r>
         <w:rPr>
-          <w:rFonts w:ascii="Calibri" w:cs="Calibri" w:eastAsia="Calibri" w:hAnsi="Calibri"/>
-          <w:b/>
-          <w:bCs/>
-          <w:color w:val="1E2E2C"/>
+          <w:rFonts w:ascii="Georgia" w:cs="Georgia" w:eastAsia="Georgia" w:hAnsi="Georgia"/>
+          <w:b/>
+          <w:bCs/>
+          <w:color w:val="222222"/>
           <w:sz w:val="21"/>
           <w:szCs w:val="21"/>
         </w:rPr>
@@ -771,8 +791,8 @@
       </w:r>
       <w:r>
         <w:rPr>
-          <w:rFonts w:ascii="Calibri" w:cs="Calibri" w:eastAsia="Calibri" w:hAnsi="Calibri"/>
-          <w:color w:val="1E2E2C"/>
+          <w:rFonts w:ascii="Georgia" w:cs="Georgia" w:eastAsia="Georgia" w:hAnsi="Georgia"/>
+          <w:color w:val="222222"/>
           <w:sz w:val="21"/>
           <w:szCs w:val="21"/>
         </w:rPr>
@@ -786,10 +806,10 @@
       </w:pPr>
       <w:r>
         <w:rPr>
-          <w:rFonts w:ascii="Calibri" w:cs="Calibri" w:eastAsia="Calibri" w:hAnsi="Calibri"/>
-          <w:b/>
-          <w:bCs/>
-          <w:color w:val="06302E"/>
+          <w:rFonts w:ascii="Georgia" w:cs="Georgia" w:eastAsia="Georgia" w:hAnsi="Georgia"/>
+          <w:b/>
+          <w:bCs/>
+          <w:color w:val="1A1A1A"/>
           <w:sz w:val="21"/>
           <w:szCs w:val="21"/>
         </w:rPr>
@@ -797,10 +817,10 @@
       </w:r>
       <w:r>
         <w:rPr>
-          <w:rFonts w:ascii="Calibri" w:cs="Calibri" w:eastAsia="Calibri" w:hAnsi="Calibri"/>
-          <w:b/>
-          <w:bCs/>
-          <w:color w:val="1E2E2C"/>
+          <w:rFonts w:ascii="Georgia" w:cs="Georgia" w:eastAsia="Georgia" w:hAnsi="Georgia"/>
+          <w:b/>
+          <w:bCs/>
+          <w:color w:val="222222"/>
           <w:sz w:val="21"/>
           <w:szCs w:val="21"/>
         </w:rPr>
@@ -808,8 +828,8 @@
       </w:r>
       <w:r>
         <w:rPr>
-          <w:rFonts w:ascii="Calibri" w:cs="Calibri" w:eastAsia="Calibri" w:hAnsi="Calibri"/>
-          <w:color w:val="1E2E2C"/>
+          <w:rFonts w:ascii="Georgia" w:cs="Georgia" w:eastAsia="Georgia" w:hAnsi="Georgia"/>
+          <w:color w:val="222222"/>
           <w:sz w:val="21"/>
           <w:szCs w:val="21"/>
         </w:rPr>
@@ -817,10 +837,10 @@
       </w:r>
       <w:r>
         <w:rPr>
-          <w:rFonts w:ascii="Calibri" w:cs="Calibri" w:eastAsia="Calibri" w:hAnsi="Calibri"/>
-          <w:b/>
-          <w:bCs/>
-          <w:color w:val="1E2E2C"/>
+          <w:rFonts w:ascii="Georgia" w:cs="Georgia" w:eastAsia="Georgia" w:hAnsi="Georgia"/>
+          <w:b/>
+          <w:bCs/>
+          <w:color w:val="222222"/>
           <w:sz w:val="21"/>
           <w:szCs w:val="21"/>
         </w:rPr>
@@ -828,8 +848,8 @@
       </w:r>
       <w:r>
         <w:rPr>
-          <w:rFonts w:ascii="Calibri" w:cs="Calibri" w:eastAsia="Calibri" w:hAnsi="Calibri"/>
-          <w:color w:val="1E2E2C"/>
+          <w:rFonts w:ascii="Georgia" w:cs="Georgia" w:eastAsia="Georgia" w:hAnsi="Georgia"/>
+          <w:color w:val="222222"/>
           <w:sz w:val="21"/>
           <w:szCs w:val="21"/>
         </w:rPr>
@@ -843,10 +863,10 @@
       </w:pPr>
       <w:r>
         <w:rPr>
-          <w:rFonts w:ascii="Calibri" w:cs="Calibri" w:eastAsia="Calibri" w:hAnsi="Calibri"/>
-          <w:b/>
-          <w:bCs/>
-          <w:color w:val="06302E"/>
+          <w:rFonts w:ascii="Georgia" w:cs="Georgia" w:eastAsia="Georgia" w:hAnsi="Georgia"/>
+          <w:b/>
+          <w:bCs/>
+          <w:color w:val="1A1A1A"/>
           <w:sz w:val="21"/>
           <w:szCs w:val="21"/>
         </w:rPr>
@@ -854,10 +874,10 @@
       </w:r>
       <w:r>
         <w:rPr>
-          <w:rFonts w:ascii="Calibri" w:cs="Calibri" w:eastAsia="Calibri" w:hAnsi="Calibri"/>
-          <w:b/>
-          <w:bCs/>
-          <w:color w:val="1E2E2C"/>
+          <w:rFonts w:ascii="Georgia" w:cs="Georgia" w:eastAsia="Georgia" w:hAnsi="Georgia"/>
+          <w:b/>
+          <w:bCs/>
+          <w:color w:val="222222"/>
           <w:sz w:val="21"/>
           <w:szCs w:val="21"/>
         </w:rPr>
@@ -865,8 +885,8 @@
       </w:r>
       <w:r>
         <w:rPr>
-          <w:rFonts w:ascii="Calibri" w:cs="Calibri" w:eastAsia="Calibri" w:hAnsi="Calibri"/>
-          <w:color w:val="1E2E2C"/>
+          <w:rFonts w:ascii="Georgia" w:cs="Georgia" w:eastAsia="Georgia" w:hAnsi="Georgia"/>
+          <w:color w:val="222222"/>
           <w:sz w:val="21"/>
           <w:szCs w:val="21"/>
         </w:rPr>
@@ -880,10 +900,10 @@
       </w:pPr>
       <w:r>
         <w:rPr>
-          <w:rFonts w:ascii="Calibri" w:cs="Calibri" w:eastAsia="Calibri" w:hAnsi="Calibri"/>
-          <w:b/>
-          <w:bCs/>
-          <w:color w:val="06302E"/>
+          <w:rFonts w:ascii="Georgia" w:cs="Georgia" w:eastAsia="Georgia" w:hAnsi="Georgia"/>
+          <w:b/>
+          <w:bCs/>
+          <w:color w:val="1A1A1A"/>
           <w:sz w:val="21"/>
           <w:szCs w:val="21"/>
         </w:rPr>
@@ -891,10 +911,10 @@
       </w:r>
       <w:r>
         <w:rPr>
-          <w:rFonts w:ascii="Calibri" w:cs="Calibri" w:eastAsia="Calibri" w:hAnsi="Calibri"/>
-          <w:b/>
-          <w:bCs/>
-          <w:color w:val="1E2E2C"/>
+          <w:rFonts w:ascii="Georgia" w:cs="Georgia" w:eastAsia="Georgia" w:hAnsi="Georgia"/>
+          <w:b/>
+          <w:bCs/>
+          <w:color w:val="222222"/>
           <w:sz w:val="21"/>
           <w:szCs w:val="21"/>
         </w:rPr>
@@ -902,8 +922,8 @@
       </w:r>
       <w:r>
         <w:rPr>
-          <w:rFonts w:ascii="Calibri" w:cs="Calibri" w:eastAsia="Calibri" w:hAnsi="Calibri"/>
-          <w:color w:val="1E2E2C"/>
+          <w:rFonts w:ascii="Georgia" w:cs="Georgia" w:eastAsia="Georgia" w:hAnsi="Georgia"/>
+          <w:color w:val="222222"/>
           <w:sz w:val="21"/>
           <w:szCs w:val="21"/>
         </w:rPr>
@@ -911,10 +931,10 @@
       </w:r>
       <w:r>
         <w:rPr>
-          <w:rFonts w:ascii="Calibri" w:cs="Calibri" w:eastAsia="Calibri" w:hAnsi="Calibri"/>
-          <w:b/>
-          <w:bCs/>
-          <w:color w:val="1E2E2C"/>
+          <w:rFonts w:ascii="Georgia" w:cs="Georgia" w:eastAsia="Georgia" w:hAnsi="Georgia"/>
+          <w:b/>
+          <w:bCs/>
+          <w:color w:val="222222"/>
           <w:sz w:val="21"/>
           <w:szCs w:val="21"/>
         </w:rPr>
@@ -922,8 +942,8 @@
       </w:r>
       <w:r>
         <w:rPr>
-          <w:rFonts w:ascii="Calibri" w:cs="Calibri" w:eastAsia="Calibri" w:hAnsi="Calibri"/>
-          <w:color w:val="1E2E2C"/>
+          <w:rFonts w:ascii="Georgia" w:cs="Georgia" w:eastAsia="Georgia" w:hAnsi="Georgia"/>
+          <w:color w:val="222222"/>
           <w:sz w:val="21"/>
           <w:szCs w:val="21"/>
         </w:rPr>
@@ -937,10 +957,10 @@
       </w:pPr>
       <w:r>
         <w:rPr>
-          <w:rFonts w:ascii="Calibri" w:cs="Calibri" w:eastAsia="Calibri" w:hAnsi="Calibri"/>
-          <w:b/>
-          <w:bCs/>
-          <w:color w:val="06302E"/>
+          <w:rFonts w:ascii="Georgia" w:cs="Georgia" w:eastAsia="Georgia" w:hAnsi="Georgia"/>
+          <w:b/>
+          <w:bCs/>
+          <w:color w:val="1A1A1A"/>
           <w:sz w:val="21"/>
           <w:szCs w:val="21"/>
         </w:rPr>
@@ -948,10 +968,10 @@
       </w:r>
       <w:r>
         <w:rPr>
-          <w:rFonts w:ascii="Calibri" w:cs="Calibri" w:eastAsia="Calibri" w:hAnsi="Calibri"/>
-          <w:b/>
-          <w:bCs/>
-          <w:color w:val="1E2E2C"/>
+          <w:rFonts w:ascii="Georgia" w:cs="Georgia" w:eastAsia="Georgia" w:hAnsi="Georgia"/>
+          <w:b/>
+          <w:bCs/>
+          <w:color w:val="222222"/>
           <w:sz w:val="21"/>
           <w:szCs w:val="21"/>
         </w:rPr>
@@ -959,8 +979,8 @@
       </w:r>
       <w:r>
         <w:rPr>
-          <w:rFonts w:ascii="Calibri" w:cs="Calibri" w:eastAsia="Calibri" w:hAnsi="Calibri"/>
-          <w:color w:val="1E2E2C"/>
+          <w:rFonts w:ascii="Georgia" w:cs="Georgia" w:eastAsia="Georgia" w:hAnsi="Georgia"/>
+          <w:color w:val="222222"/>
           <w:sz w:val="21"/>
           <w:szCs w:val="21"/>
         </w:rPr>
@@ -968,10 +988,10 @@
       </w:r>
       <w:r>
         <w:rPr>
-          <w:rFonts w:ascii="Calibri" w:cs="Calibri" w:eastAsia="Calibri" w:hAnsi="Calibri"/>
-          <w:b/>
-          <w:bCs/>
-          <w:color w:val="1E2E2C"/>
+          <w:rFonts w:ascii="Georgia" w:cs="Georgia" w:eastAsia="Georgia" w:hAnsi="Georgia"/>
+          <w:b/>
+          <w:bCs/>
+          <w:color w:val="222222"/>
           <w:sz w:val="21"/>
           <w:szCs w:val="21"/>
         </w:rPr>
@@ -979,8 +999,8 @@
       </w:r>
       <w:r>
         <w:rPr>
-          <w:rFonts w:ascii="Calibri" w:cs="Calibri" w:eastAsia="Calibri" w:hAnsi="Calibri"/>
-          <w:color w:val="1E2E2C"/>
+          <w:rFonts w:ascii="Georgia" w:cs="Georgia" w:eastAsia="Georgia" w:hAnsi="Georgia"/>
+          <w:color w:val="222222"/>
           <w:sz w:val="21"/>
           <w:szCs w:val="21"/>
         </w:rPr>
@@ -994,10 +1014,10 @@
       </w:pPr>
       <w:r>
         <w:rPr>
-          <w:rFonts w:ascii="Calibri" w:cs="Calibri" w:eastAsia="Calibri" w:hAnsi="Calibri"/>
-          <w:b/>
-          <w:bCs/>
-          <w:color w:val="06302E"/>
+          <w:rFonts w:ascii="Georgia" w:cs="Georgia" w:eastAsia="Georgia" w:hAnsi="Georgia"/>
+          <w:b/>
+          <w:bCs/>
+          <w:color w:val="1A1A1A"/>
           <w:sz w:val="21"/>
           <w:szCs w:val="21"/>
         </w:rPr>
@@ -1005,10 +1025,10 @@
       </w:r>
       <w:r>
         <w:rPr>
-          <w:rFonts w:ascii="Calibri" w:cs="Calibri" w:eastAsia="Calibri" w:hAnsi="Calibri"/>
-          <w:b/>
-          <w:bCs/>
-          <w:color w:val="1E2E2C"/>
+          <w:rFonts w:ascii="Georgia" w:cs="Georgia" w:eastAsia="Georgia" w:hAnsi="Georgia"/>
+          <w:b/>
+          <w:bCs/>
+          <w:color w:val="222222"/>
           <w:sz w:val="21"/>
           <w:szCs w:val="21"/>
         </w:rPr>
@@ -1016,8 +1036,8 @@
       </w:r>
       <w:r>
         <w:rPr>
-          <w:rFonts w:ascii="Calibri" w:cs="Calibri" w:eastAsia="Calibri" w:hAnsi="Calibri"/>
-          <w:color w:val="1E2E2C"/>
+          <w:rFonts w:ascii="Georgia" w:cs="Georgia" w:eastAsia="Georgia" w:hAnsi="Georgia"/>
+          <w:color w:val="222222"/>
           <w:sz w:val="21"/>
           <w:szCs w:val="21"/>
         </w:rPr>
@@ -1025,10 +1045,10 @@
       </w:r>
       <w:r>
         <w:rPr>
-          <w:rFonts w:ascii="Calibri" w:cs="Calibri" w:eastAsia="Calibri" w:hAnsi="Calibri"/>
-          <w:b/>
-          <w:bCs/>
-          <w:color w:val="1E2E2C"/>
+          <w:rFonts w:ascii="Georgia" w:cs="Georgia" w:eastAsia="Georgia" w:hAnsi="Georgia"/>
+          <w:b/>
+          <w:bCs/>
+          <w:color w:val="222222"/>
           <w:sz w:val="21"/>
           <w:szCs w:val="21"/>
         </w:rPr>
@@ -1036,8 +1056,8 @@
       </w:r>
       <w:r>
         <w:rPr>
-          <w:rFonts w:ascii="Calibri" w:cs="Calibri" w:eastAsia="Calibri" w:hAnsi="Calibri"/>
-          <w:color w:val="1E2E2C"/>
+          <w:rFonts w:ascii="Georgia" w:cs="Georgia" w:eastAsia="Georgia" w:hAnsi="Georgia"/>
+          <w:color w:val="222222"/>
           <w:sz w:val="21"/>
           <w:szCs w:val="21"/>
         </w:rPr>
@@ -1047,7 +1067,7 @@
     <w:p>
       <w:pPr>
         <w:pBdr>
-          <w:bottom w:val="single" w:color="C9D6D3" w:sz="6"/>
+          <w:bottom w:val="single" w:color="C8C8C8" w:sz="6"/>
         </w:pBdr>
         <w:spacing w:after="200" w:before="200"/>
       </w:pPr>
@@ -1056,16 +1076,16 @@
       <w:pPr>
         <w:pStyle w:val="Heading2"/>
         <w:pBdr>
-          <w:bottom w:val="single" w:color="12B84F" w:sz="6"/>
+          <w:bottom w:val="single" w:color="8C8C8C" w:sz="6"/>
         </w:pBdr>
         <w:spacing w:after="130" w:before="320"/>
       </w:pPr>
       <w:r>
         <w:rPr>
-          <w:rFonts w:ascii="Calibri" w:cs="Calibri" w:eastAsia="Calibri" w:hAnsi="Calibri"/>
-          <w:b/>
-          <w:bCs/>
-          <w:color w:val="06302E"/>
+          <w:rFonts w:ascii="Georgia" w:cs="Georgia" w:eastAsia="Georgia" w:hAnsi="Georgia"/>
+          <w:b/>
+          <w:bCs/>
+          <w:color w:val="1A1A1A"/>
           <w:sz w:val="23"/>
           <w:szCs w:val="23"/>
         </w:rPr>
@@ -1078,8 +1098,8 @@
       </w:pPr>
       <w:r>
         <w:rPr>
-          <w:rFonts w:ascii="Calibri" w:cs="Calibri" w:eastAsia="Calibri" w:hAnsi="Calibri"/>
-          <w:color w:val="1E2E2C"/>
+          <w:rFonts w:ascii="Georgia" w:cs="Georgia" w:eastAsia="Georgia" w:hAnsi="Georgia"/>
+          <w:color w:val="222222"/>
           <w:sz w:val="21"/>
           <w:szCs w:val="21"/>
         </w:rPr>
@@ -1093,10 +1113,10 @@
       </w:pPr>
       <w:r>
         <w:rPr>
-          <w:rFonts w:ascii="Calibri" w:cs="Calibri" w:eastAsia="Calibri" w:hAnsi="Calibri"/>
-          <w:b/>
-          <w:bCs/>
-          <w:color w:val="06302E"/>
+          <w:rFonts w:ascii="Georgia" w:cs="Georgia" w:eastAsia="Georgia" w:hAnsi="Georgia"/>
+          <w:b/>
+          <w:bCs/>
+          <w:color w:val="1A1A1A"/>
           <w:sz w:val="21"/>
           <w:szCs w:val="21"/>
         </w:rPr>
@@ -1104,10 +1124,10 @@
       </w:r>
       <w:r>
         <w:rPr>
-          <w:rFonts w:ascii="Calibri" w:cs="Calibri" w:eastAsia="Calibri" w:hAnsi="Calibri"/>
-          <w:b/>
-          <w:bCs/>
-          <w:color w:val="1E2E2C"/>
+          <w:rFonts w:ascii="Georgia" w:cs="Georgia" w:eastAsia="Georgia" w:hAnsi="Georgia"/>
+          <w:b/>
+          <w:bCs/>
+          <w:color w:val="222222"/>
           <w:sz w:val="21"/>
           <w:szCs w:val="21"/>
         </w:rPr>
@@ -1115,8 +1135,8 @@
       </w:r>
       <w:r>
         <w:rPr>
-          <w:rFonts w:ascii="Calibri" w:cs="Calibri" w:eastAsia="Calibri" w:hAnsi="Calibri"/>
-          <w:color w:val="1E2E2C"/>
+          <w:rFonts w:ascii="Georgia" w:cs="Georgia" w:eastAsia="Georgia" w:hAnsi="Georgia"/>
+          <w:color w:val="222222"/>
           <w:sz w:val="21"/>
           <w:szCs w:val="21"/>
         </w:rPr>
@@ -1130,10 +1150,10 @@
       </w:pPr>
       <w:r>
         <w:rPr>
-          <w:rFonts w:ascii="Calibri" w:cs="Calibri" w:eastAsia="Calibri" w:hAnsi="Calibri"/>
-          <w:b/>
-          <w:bCs/>
-          <w:color w:val="06302E"/>
+          <w:rFonts w:ascii="Georgia" w:cs="Georgia" w:eastAsia="Georgia" w:hAnsi="Georgia"/>
+          <w:b/>
+          <w:bCs/>
+          <w:color w:val="1A1A1A"/>
           <w:sz w:val="21"/>
           <w:szCs w:val="21"/>
         </w:rPr>
@@ -1141,10 +1161,10 @@
       </w:r>
       <w:r>
         <w:rPr>
-          <w:rFonts w:ascii="Calibri" w:cs="Calibri" w:eastAsia="Calibri" w:hAnsi="Calibri"/>
-          <w:b/>
-          <w:bCs/>
-          <w:color w:val="1E2E2C"/>
+          <w:rFonts w:ascii="Georgia" w:cs="Georgia" w:eastAsia="Georgia" w:hAnsi="Georgia"/>
+          <w:b/>
+          <w:bCs/>
+          <w:color w:val="222222"/>
           <w:sz w:val="21"/>
           <w:szCs w:val="21"/>
         </w:rPr>
@@ -1152,8 +1172,8 @@
       </w:r>
       <w:r>
         <w:rPr>
-          <w:rFonts w:ascii="Calibri" w:cs="Calibri" w:eastAsia="Calibri" w:hAnsi="Calibri"/>
-          <w:color w:val="1E2E2C"/>
+          <w:rFonts w:ascii="Georgia" w:cs="Georgia" w:eastAsia="Georgia" w:hAnsi="Georgia"/>
+          <w:color w:val="222222"/>
           <w:sz w:val="21"/>
           <w:szCs w:val="21"/>
         </w:rPr>
@@ -1167,10 +1187,10 @@
       </w:pPr>
       <w:r>
         <w:rPr>
-          <w:rFonts w:ascii="Calibri" w:cs="Calibri" w:eastAsia="Calibri" w:hAnsi="Calibri"/>
-          <w:b/>
-          <w:bCs/>
-          <w:color w:val="06302E"/>
+          <w:rFonts w:ascii="Georgia" w:cs="Georgia" w:eastAsia="Georgia" w:hAnsi="Georgia"/>
+          <w:b/>
+          <w:bCs/>
+          <w:color w:val="1A1A1A"/>
           <w:sz w:val="21"/>
           <w:szCs w:val="21"/>
         </w:rPr>
@@ -1178,10 +1198,10 @@
       </w:r>
       <w:r>
         <w:rPr>
-          <w:rFonts w:ascii="Calibri" w:cs="Calibri" w:eastAsia="Calibri" w:hAnsi="Calibri"/>
-          <w:b/>
-          <w:bCs/>
-          <w:color w:val="1E2E2C"/>
+          <w:rFonts w:ascii="Georgia" w:cs="Georgia" w:eastAsia="Georgia" w:hAnsi="Georgia"/>
+          <w:b/>
+          <w:bCs/>
+          <w:color w:val="222222"/>
           <w:sz w:val="21"/>
           <w:szCs w:val="21"/>
         </w:rPr>
@@ -1189,8 +1209,8 @@
       </w:r>
       <w:r>
         <w:rPr>
-          <w:rFonts w:ascii="Calibri" w:cs="Calibri" w:eastAsia="Calibri" w:hAnsi="Calibri"/>
-          <w:color w:val="1E2E2C"/>
+          <w:rFonts w:ascii="Georgia" w:cs="Georgia" w:eastAsia="Georgia" w:hAnsi="Georgia"/>
+          <w:color w:val="222222"/>
           <w:sz w:val="21"/>
           <w:szCs w:val="21"/>
         </w:rPr>
@@ -1204,10 +1224,10 @@
       </w:pPr>
       <w:r>
         <w:rPr>
-          <w:rFonts w:ascii="Calibri" w:cs="Calibri" w:eastAsia="Calibri" w:hAnsi="Calibri"/>
-          <w:b/>
-          <w:bCs/>
-          <w:color w:val="06302E"/>
+          <w:rFonts w:ascii="Georgia" w:cs="Georgia" w:eastAsia="Georgia" w:hAnsi="Georgia"/>
+          <w:b/>
+          <w:bCs/>
+          <w:color w:val="1A1A1A"/>
           <w:sz w:val="21"/>
           <w:szCs w:val="21"/>
         </w:rPr>
@@ -1215,10 +1235,10 @@
       </w:r>
       <w:r>
         <w:rPr>
-          <w:rFonts w:ascii="Calibri" w:cs="Calibri" w:eastAsia="Calibri" w:hAnsi="Calibri"/>
-          <w:b/>
-          <w:bCs/>
-          <w:color w:val="1E2E2C"/>
+          <w:rFonts w:ascii="Georgia" w:cs="Georgia" w:eastAsia="Georgia" w:hAnsi="Georgia"/>
+          <w:b/>
+          <w:bCs/>
+          <w:color w:val="222222"/>
           <w:sz w:val="21"/>
           <w:szCs w:val="21"/>
         </w:rPr>
@@ -1226,8 +1246,8 @@
       </w:r>
       <w:r>
         <w:rPr>
-          <w:rFonts w:ascii="Calibri" w:cs="Calibri" w:eastAsia="Calibri" w:hAnsi="Calibri"/>
-          <w:color w:val="1E2E2C"/>
+          <w:rFonts w:ascii="Georgia" w:cs="Georgia" w:eastAsia="Georgia" w:hAnsi="Georgia"/>
+          <w:color w:val="222222"/>
           <w:sz w:val="21"/>
           <w:szCs w:val="21"/>
         </w:rPr>
@@ -1241,10 +1261,10 @@
       </w:pPr>
       <w:r>
         <w:rPr>
-          <w:rFonts w:ascii="Calibri" w:cs="Calibri" w:eastAsia="Calibri" w:hAnsi="Calibri"/>
-          <w:b/>
-          <w:bCs/>
-          <w:color w:val="06302E"/>
+          <w:rFonts w:ascii="Georgia" w:cs="Georgia" w:eastAsia="Georgia" w:hAnsi="Georgia"/>
+          <w:b/>
+          <w:bCs/>
+          <w:color w:val="1A1A1A"/>
           <w:sz w:val="21"/>
           <w:szCs w:val="21"/>
         </w:rPr>
@@ -1252,10 +1272,10 @@
       </w:r>
       <w:r>
         <w:rPr>
-          <w:rFonts w:ascii="Calibri" w:cs="Calibri" w:eastAsia="Calibri" w:hAnsi="Calibri"/>
-          <w:b/>
-          <w:bCs/>
-          <w:color w:val="1E2E2C"/>
+          <w:rFonts w:ascii="Georgia" w:cs="Georgia" w:eastAsia="Georgia" w:hAnsi="Georgia"/>
+          <w:b/>
+          <w:bCs/>
+          <w:color w:val="222222"/>
           <w:sz w:val="21"/>
           <w:szCs w:val="21"/>
         </w:rPr>
@@ -1263,8 +1283,8 @@
       </w:r>
       <w:r>
         <w:rPr>
-          <w:rFonts w:ascii="Calibri" w:cs="Calibri" w:eastAsia="Calibri" w:hAnsi="Calibri"/>
-          <w:color w:val="1E2E2C"/>
+          <w:rFonts w:ascii="Georgia" w:cs="Georgia" w:eastAsia="Georgia" w:hAnsi="Georgia"/>
+          <w:color w:val="222222"/>
           <w:sz w:val="21"/>
           <w:szCs w:val="21"/>
         </w:rPr>
@@ -1274,7 +1294,7 @@
     <w:p>
       <w:pPr>
         <w:pBdr>
-          <w:bottom w:val="single" w:color="C9D6D3" w:sz="6"/>
+          <w:bottom w:val="single" w:color="C8C8C8" w:sz="6"/>
         </w:pBdr>
         <w:spacing w:after="200" w:before="200"/>
       </w:pPr>
@@ -1283,16 +1303,16 @@
       <w:pPr>
         <w:pStyle w:val="Heading2"/>
         <w:pBdr>
-          <w:bottom w:val="single" w:color="12B84F" w:sz="6"/>
+          <w:bottom w:val="single" w:color="8C8C8C" w:sz="6"/>
         </w:pBdr>
         <w:spacing w:after="130" w:before="320"/>
       </w:pPr>
       <w:r>
         <w:rPr>
-          <w:rFonts w:ascii="Calibri" w:cs="Calibri" w:eastAsia="Calibri" w:hAnsi="Calibri"/>
-          <w:b/>
-          <w:bCs/>
-          <w:color w:val="06302E"/>
+          <w:rFonts w:ascii="Georgia" w:cs="Georgia" w:eastAsia="Georgia" w:hAnsi="Georgia"/>
+          <w:b/>
+          <w:bCs/>
+          <w:color w:val="1A1A1A"/>
           <w:sz w:val="23"/>
           <w:szCs w:val="23"/>
         </w:rPr>
@@ -1305,8 +1325,8 @@
       </w:pPr>
       <w:r>
         <w:rPr>
-          <w:rFonts w:ascii="Calibri" w:cs="Calibri" w:eastAsia="Calibri" w:hAnsi="Calibri"/>
-          <w:color w:val="1E2E2C"/>
+          <w:rFonts w:ascii="Georgia" w:cs="Georgia" w:eastAsia="Georgia" w:hAnsi="Georgia"/>
+          <w:color w:val="222222"/>
           <w:sz w:val="21"/>
           <w:szCs w:val="21"/>
         </w:rPr>
@@ -1324,10 +1344,10 @@
       </w:pPr>
       <w:r>
         <w:rPr>
-          <w:rFonts w:ascii="Calibri" w:cs="Calibri" w:eastAsia="Calibri" w:hAnsi="Calibri"/>
-          <w:b/>
-          <w:bCs/>
-          <w:color w:val="1E2E2C"/>
+          <w:rFonts w:ascii="Georgia" w:cs="Georgia" w:eastAsia="Georgia" w:hAnsi="Georgia"/>
+          <w:b/>
+          <w:bCs/>
+          <w:color w:val="222222"/>
           <w:sz w:val="21"/>
           <w:szCs w:val="21"/>
         </w:rPr>
@@ -1335,8 +1355,8 @@
       </w:r>
       <w:r>
         <w:rPr>
-          <w:rFonts w:ascii="Calibri" w:cs="Calibri" w:eastAsia="Calibri" w:hAnsi="Calibri"/>
-          <w:color w:val="1E2E2C"/>
+          <w:rFonts w:ascii="Georgia" w:cs="Georgia" w:eastAsia="Georgia" w:hAnsi="Georgia"/>
+          <w:color w:val="222222"/>
           <w:sz w:val="21"/>
           <w:szCs w:val="21"/>
         </w:rPr>
@@ -1354,10 +1374,10 @@
       </w:pPr>
       <w:r>
         <w:rPr>
-          <w:rFonts w:ascii="Calibri" w:cs="Calibri" w:eastAsia="Calibri" w:hAnsi="Calibri"/>
-          <w:b/>
-          <w:bCs/>
-          <w:color w:val="1E2E2C"/>
+          <w:rFonts w:ascii="Georgia" w:cs="Georgia" w:eastAsia="Georgia" w:hAnsi="Georgia"/>
+          <w:b/>
+          <w:bCs/>
+          <w:color w:val="222222"/>
           <w:sz w:val="21"/>
           <w:szCs w:val="21"/>
         </w:rPr>
@@ -1365,8 +1385,8 @@
       </w:r>
       <w:r>
         <w:rPr>
-          <w:rFonts w:ascii="Calibri" w:cs="Calibri" w:eastAsia="Calibri" w:hAnsi="Calibri"/>
-          <w:color w:val="1E2E2C"/>
+          <w:rFonts w:ascii="Georgia" w:cs="Georgia" w:eastAsia="Georgia" w:hAnsi="Georgia"/>
+          <w:color w:val="222222"/>
           <w:sz w:val="21"/>
           <w:szCs w:val="21"/>
         </w:rPr>
@@ -1384,10 +1404,10 @@
       </w:pPr>
       <w:r>
         <w:rPr>
-          <w:rFonts w:ascii="Calibri" w:cs="Calibri" w:eastAsia="Calibri" w:hAnsi="Calibri"/>
-          <w:b/>
-          <w:bCs/>
-          <w:color w:val="1E2E2C"/>
+          <w:rFonts w:ascii="Georgia" w:cs="Georgia" w:eastAsia="Georgia" w:hAnsi="Georgia"/>
+          <w:b/>
+          <w:bCs/>
+          <w:color w:val="222222"/>
           <w:sz w:val="21"/>
           <w:szCs w:val="21"/>
         </w:rPr>
@@ -1395,8 +1415,8 @@
       </w:r>
       <w:r>
         <w:rPr>
-          <w:rFonts w:ascii="Calibri" w:cs="Calibri" w:eastAsia="Calibri" w:hAnsi="Calibri"/>
-          <w:color w:val="1E2E2C"/>
+          <w:rFonts w:ascii="Georgia" w:cs="Georgia" w:eastAsia="Georgia" w:hAnsi="Georgia"/>
+          <w:color w:val="222222"/>
           <w:sz w:val="21"/>
           <w:szCs w:val="21"/>
         </w:rPr>
@@ -1414,10 +1434,10 @@
       </w:pPr>
       <w:r>
         <w:rPr>
-          <w:rFonts w:ascii="Calibri" w:cs="Calibri" w:eastAsia="Calibri" w:hAnsi="Calibri"/>
-          <w:b/>
-          <w:bCs/>
-          <w:color w:val="1E2E2C"/>
+          <w:rFonts w:ascii="Georgia" w:cs="Georgia" w:eastAsia="Georgia" w:hAnsi="Georgia"/>
+          <w:b/>
+          <w:bCs/>
+          <w:color w:val="222222"/>
           <w:sz w:val="21"/>
           <w:szCs w:val="21"/>
         </w:rPr>
@@ -1425,8 +1445,8 @@
       </w:r>
       <w:r>
         <w:rPr>
-          <w:rFonts w:ascii="Calibri" w:cs="Calibri" w:eastAsia="Calibri" w:hAnsi="Calibri"/>
-          <w:color w:val="1E2E2C"/>
+          <w:rFonts w:ascii="Georgia" w:cs="Georgia" w:eastAsia="Georgia" w:hAnsi="Georgia"/>
+          <w:color w:val="222222"/>
           <w:sz w:val="21"/>
           <w:szCs w:val="21"/>
         </w:rPr>
@@ -1444,8 +1464,8 @@
       </w:pPr>
       <w:r>
         <w:rPr>
-          <w:rFonts w:ascii="Calibri" w:cs="Calibri" w:eastAsia="Calibri" w:hAnsi="Calibri"/>
-          <w:color w:val="1E2E2C"/>
+          <w:rFonts w:ascii="Georgia" w:cs="Georgia" w:eastAsia="Georgia" w:hAnsi="Georgia"/>
+          <w:color w:val="222222"/>
           <w:sz w:val="21"/>
           <w:szCs w:val="21"/>
         </w:rPr>
@@ -1453,10 +1473,10 @@
       </w:r>
       <w:r>
         <w:rPr>
-          <w:rFonts w:ascii="Calibri" w:cs="Calibri" w:eastAsia="Calibri" w:hAnsi="Calibri"/>
-          <w:b/>
-          <w:bCs/>
-          <w:color w:val="1E2E2C"/>
+          <w:rFonts w:ascii="Georgia" w:cs="Georgia" w:eastAsia="Georgia" w:hAnsi="Georgia"/>
+          <w:b/>
+          <w:bCs/>
+          <w:color w:val="222222"/>
           <w:sz w:val="21"/>
           <w:szCs w:val="21"/>
         </w:rPr>
@@ -1464,8 +1484,8 @@
       </w:r>
       <w:r>
         <w:rPr>
-          <w:rFonts w:ascii="Calibri" w:cs="Calibri" w:eastAsia="Calibri" w:hAnsi="Calibri"/>
-          <w:color w:val="1E2E2C"/>
+          <w:rFonts w:ascii="Georgia" w:cs="Georgia" w:eastAsia="Georgia" w:hAnsi="Georgia"/>
+          <w:color w:val="222222"/>
           <w:sz w:val="21"/>
           <w:szCs w:val="21"/>
         </w:rPr>
@@ -1475,7 +1495,7 @@
     <w:p>
       <w:pPr>
         <w:pBdr>
-          <w:bottom w:val="single" w:color="C9D6D3" w:sz="6"/>
+          <w:bottom w:val="single" w:color="C8C8C8" w:sz="6"/>
         </w:pBdr>
         <w:spacing w:after="200" w:before="200"/>
       </w:pPr>
@@ -1484,16 +1504,16 @@
       <w:pPr>
         <w:pStyle w:val="Heading2"/>
         <w:pBdr>
-          <w:bottom w:val="single" w:color="12B84F" w:sz="6"/>
+          <w:bottom w:val="single" w:color="8C8C8C" w:sz="6"/>
         </w:pBdr>
         <w:spacing w:after="130" w:before="320"/>
       </w:pPr>
       <w:r>
         <w:rPr>
-          <w:rFonts w:ascii="Calibri" w:cs="Calibri" w:eastAsia="Calibri" w:hAnsi="Calibri"/>
-          <w:b/>
-          <w:bCs/>
-          <w:color w:val="06302E"/>
+          <w:rFonts w:ascii="Georgia" w:cs="Georgia" w:eastAsia="Georgia" w:hAnsi="Georgia"/>
+          <w:b/>
+          <w:bCs/>
+          <w:color w:val="1A1A1A"/>
           <w:sz w:val="23"/>
           <w:szCs w:val="23"/>
         </w:rPr>
@@ -1506,8 +1526,8 @@
       </w:pPr>
       <w:r>
         <w:rPr>
-          <w:rFonts w:ascii="Calibri" w:cs="Calibri" w:eastAsia="Calibri" w:hAnsi="Calibri"/>
-          <w:color w:val="1E2E2C"/>
+          <w:rFonts w:ascii="Georgia" w:cs="Georgia" w:eastAsia="Georgia" w:hAnsi="Georgia"/>
+          <w:color w:val="222222"/>
           <w:sz w:val="21"/>
           <w:szCs w:val="21"/>
         </w:rPr>
@@ -1515,8 +1535,8 @@
       </w:r>
       <w:r>
         <w:rPr>
-          <w:rFonts w:ascii="Calibri" w:cs="Calibri" w:eastAsia="Calibri" w:hAnsi="Calibri"/>
-          <w:color w:val="1E2E2C"/>
+          <w:rFonts w:ascii="Georgia" w:cs="Georgia" w:eastAsia="Georgia" w:hAnsi="Georgia"/>
+          <w:color w:val="222222"/>
           <w:sz w:val="21"/>
           <w:szCs w:val="21"/>
         </w:rPr>
@@ -1524,8 +1544,8 @@
       </w:r>
       <w:r>
         <w:rPr>
-          <w:rFonts w:ascii="Calibri" w:cs="Calibri" w:eastAsia="Calibri" w:hAnsi="Calibri"/>
-          <w:color w:val="1E2E2C"/>
+          <w:rFonts w:ascii="Georgia" w:cs="Georgia" w:eastAsia="Georgia" w:hAnsi="Georgia"/>
+          <w:color w:val="222222"/>
           <w:sz w:val="21"/>
           <w:szCs w:val="21"/>
         </w:rPr>
@@ -1533,8 +1553,8 @@
       </w:r>
       <w:r>
         <w:rPr>
-          <w:rFonts w:ascii="Calibri" w:cs="Calibri" w:eastAsia="Calibri" w:hAnsi="Calibri"/>
-          <w:color w:val="1E2E2C"/>
+          <w:rFonts w:ascii="Georgia" w:cs="Georgia" w:eastAsia="Georgia" w:hAnsi="Georgia"/>
+          <w:color w:val="222222"/>
           <w:sz w:val="21"/>
           <w:szCs w:val="21"/>
         </w:rPr>
@@ -1542,8 +1562,8 @@
       </w:r>
       <w:r>
         <w:rPr>
-          <w:rFonts w:ascii="Calibri" w:cs="Calibri" w:eastAsia="Calibri" w:hAnsi="Calibri"/>
-          <w:color w:val="1E2E2C"/>
+          <w:rFonts w:ascii="Georgia" w:cs="Georgia" w:eastAsia="Georgia" w:hAnsi="Georgia"/>
+          <w:color w:val="222222"/>
           <w:sz w:val="21"/>
           <w:szCs w:val="21"/>
         </w:rPr>
@@ -1551,8 +1571,8 @@
       </w:r>
       <w:r>
         <w:rPr>
-          <w:rFonts w:ascii="Calibri" w:cs="Calibri" w:eastAsia="Calibri" w:hAnsi="Calibri"/>
-          <w:color w:val="1E2E2C"/>
+          <w:rFonts w:ascii="Georgia" w:cs="Georgia" w:eastAsia="Georgia" w:hAnsi="Georgia"/>
+          <w:color w:val="222222"/>
           <w:sz w:val="21"/>
           <w:szCs w:val="21"/>
         </w:rPr>
@@ -1560,8 +1580,8 @@
       </w:r>
       <w:r>
         <w:rPr>
-          <w:rFonts w:ascii="Calibri" w:cs="Calibri" w:eastAsia="Calibri" w:hAnsi="Calibri"/>
-          <w:color w:val="1E2E2C"/>
+          <w:rFonts w:ascii="Georgia" w:cs="Georgia" w:eastAsia="Georgia" w:hAnsi="Georgia"/>
+          <w:color w:val="222222"/>
           <w:sz w:val="21"/>
           <w:szCs w:val="21"/>
         </w:rPr>
@@ -1574,8 +1594,8 @@
       </w:pPr>
       <w:r>
         <w:rPr>
-          <w:rFonts w:ascii="Calibri" w:cs="Calibri" w:eastAsia="Calibri" w:hAnsi="Calibri"/>
-          <w:color w:val="1E2E2C"/>
+          <w:rFonts w:ascii="Georgia" w:cs="Georgia" w:eastAsia="Georgia" w:hAnsi="Georgia"/>
+          <w:color w:val="222222"/>
           <w:sz w:val="21"/>
           <w:szCs w:val="21"/>
         </w:rPr>
@@ -1593,12 +1613,23 @@
       </w:pPr>
       <w:r>
         <w:rPr>
-          <w:rFonts w:ascii="Calibri" w:cs="Calibri" w:eastAsia="Calibri" w:hAnsi="Calibri"/>
-          <w:color w:val="1E2E2C"/>
-          <w:sz w:val="21"/>
-          <w:szCs w:val="21"/>
-        </w:rPr>
-        <w:t xml:space="preserve">NAMFISA microlender registration number and its expiry date</w:t>
+          <w:rFonts w:ascii="Georgia" w:cs="Georgia" w:eastAsia="Georgia" w:hAnsi="Georgia"/>
+          <w:color w:val="222222"/>
+          <w:sz w:val="21"/>
+          <w:szCs w:val="21"/>
+        </w:rPr>
+        <w:t xml:space="preserve">NAMFISA microlender registration number and its expiry date — </w:t>
+      </w:r>
+      <w:r>
+        <w:rPr>
+          <w:rFonts w:ascii="Georgia" w:cs="Georgia" w:eastAsia="Georgia" w:hAnsi="Georgia"/>
+          <w:b/>
+          <w:bCs/>
+          <w:color w:val="222222"/>
+          <w:sz w:val="21"/>
+          <w:szCs w:val="21"/>
+        </w:rPr>
+        <w:t xml:space="preserve">leave blank until the certificate is issued; the pack deliberately makes no registration claim in the meantime</w:t>
       </w:r>
     </w:p>
     <w:p>
@@ -1612,8 +1643,8 @@
       </w:pPr>
       <w:r>
         <w:rPr>
-          <w:rFonts w:ascii="Calibri" w:cs="Calibri" w:eastAsia="Calibri" w:hAnsi="Calibri"/>
-          <w:color w:val="1E2E2C"/>
+          <w:rFonts w:ascii="Georgia" w:cs="Georgia" w:eastAsia="Georgia" w:hAnsi="Georgia"/>
+          <w:color w:val="222222"/>
           <w:sz w:val="21"/>
           <w:szCs w:val="21"/>
         </w:rPr>
@@ -1631,8 +1662,8 @@
       </w:pPr>
       <w:r>
         <w:rPr>
-          <w:rFonts w:ascii="Calibri" w:cs="Calibri" w:eastAsia="Calibri" w:hAnsi="Calibri"/>
-          <w:color w:val="1E2E2C"/>
+          <w:rFonts w:ascii="Georgia" w:cs="Georgia" w:eastAsia="Georgia" w:hAnsi="Georgia"/>
+          <w:color w:val="222222"/>
           <w:sz w:val="21"/>
           <w:szCs w:val="21"/>
         </w:rPr>
@@ -1650,8 +1681,8 @@
       </w:pPr>
       <w:r>
         <w:rPr>
-          <w:rFonts w:ascii="Calibri" w:cs="Calibri" w:eastAsia="Calibri" w:hAnsi="Calibri"/>
-          <w:color w:val="1E2E2C"/>
+          <w:rFonts w:ascii="Georgia" w:cs="Georgia" w:eastAsia="Georgia" w:hAnsi="Georgia"/>
+          <w:color w:val="222222"/>
           <w:sz w:val="21"/>
           <w:szCs w:val="21"/>
         </w:rPr>
@@ -1669,8 +1700,8 @@
       </w:pPr>
       <w:r>
         <w:rPr>
-          <w:rFonts w:ascii="Calibri" w:cs="Calibri" w:eastAsia="Calibri" w:hAnsi="Calibri"/>
-          <w:color w:val="1E2E2C"/>
+          <w:rFonts w:ascii="Georgia" w:cs="Georgia" w:eastAsia="Georgia" w:hAnsi="Georgia"/>
+          <w:color w:val="222222"/>
           <w:sz w:val="21"/>
           <w:szCs w:val="21"/>
         </w:rPr>
@@ -1688,8 +1719,8 @@
       </w:pPr>
       <w:r>
         <w:rPr>
-          <w:rFonts w:ascii="Calibri" w:cs="Calibri" w:eastAsia="Calibri" w:hAnsi="Calibri"/>
-          <w:color w:val="1E2E2C"/>
+          <w:rFonts w:ascii="Georgia" w:cs="Georgia" w:eastAsia="Georgia" w:hAnsi="Georgia"/>
+          <w:color w:val="222222"/>
           <w:sz w:val="21"/>
           <w:szCs w:val="21"/>
         </w:rPr>
@@ -1699,7 +1730,7 @@
     <w:p>
       <w:pPr>
         <w:pBdr>
-          <w:bottom w:val="single" w:color="C9D6D3" w:sz="6"/>
+          <w:bottom w:val="single" w:color="C8C8C8" w:sz="6"/>
         </w:pBdr>
         <w:spacing w:after="200" w:before="200"/>
       </w:pPr>
@@ -1708,16 +1739,16 @@
       <w:pPr>
         <w:pStyle w:val="Heading2"/>
         <w:pBdr>
-          <w:bottom w:val="single" w:color="12B84F" w:sz="6"/>
+          <w:bottom w:val="single" w:color="8C8C8C" w:sz="6"/>
         </w:pBdr>
         <w:spacing w:after="130" w:before="320"/>
       </w:pPr>
       <w:r>
         <w:rPr>
-          <w:rFonts w:ascii="Calibri" w:cs="Calibri" w:eastAsia="Calibri" w:hAnsi="Calibri"/>
-          <w:b/>
-          <w:bCs/>
-          <w:color w:val="06302E"/>
+          <w:rFonts w:ascii="Georgia" w:cs="Georgia" w:eastAsia="Georgia" w:hAnsi="Georgia"/>
+          <w:b/>
+          <w:bCs/>
+          <w:color w:val="1A1A1A"/>
           <w:sz w:val="23"/>
           <w:szCs w:val="23"/>
         </w:rPr>
@@ -1730,8 +1761,8 @@
       </w:pPr>
       <w:r>
         <w:rPr>
-          <w:rFonts w:ascii="Calibri" w:cs="Calibri" w:eastAsia="Calibri" w:hAnsi="Calibri"/>
-          <w:color w:val="1E2E2C"/>
+          <w:rFonts w:ascii="Georgia" w:cs="Georgia" w:eastAsia="Georgia" w:hAnsi="Georgia"/>
+          <w:color w:val="222222"/>
           <w:sz w:val="21"/>
           <w:szCs w:val="21"/>
         </w:rPr>
@@ -1739,8 +1770,8 @@
       </w:r>
       <w:r>
         <w:rPr>
-          <w:rFonts w:ascii="Calibri" w:cs="Calibri" w:eastAsia="Calibri" w:hAnsi="Calibri"/>
-          <w:color w:val="1E2E2C"/>
+          <w:rFonts w:ascii="Georgia" w:cs="Georgia" w:eastAsia="Georgia" w:hAnsi="Georgia"/>
+          <w:color w:val="222222"/>
           <w:sz w:val="21"/>
           <w:szCs w:val="21"/>
         </w:rPr>
@@ -1753,8 +1784,8 @@
       </w:pPr>
       <w:r>
         <w:rPr>
-          <w:rFonts w:ascii="Calibri" w:cs="Calibri" w:eastAsia="Calibri" w:hAnsi="Calibri"/>
-          <w:color w:val="1E2E2C"/>
+          <w:rFonts w:ascii="Georgia" w:cs="Georgia" w:eastAsia="Georgia" w:hAnsi="Georgia"/>
+          <w:color w:val="222222"/>
           <w:sz w:val="21"/>
           <w:szCs w:val="21"/>
         </w:rPr>
@@ -1762,12 +1793,12 @@
       </w:r>
       <w:r>
         <w:rPr>
-          <w:rFonts w:ascii="Calibri" w:cs="Calibri" w:eastAsia="Calibri" w:hAnsi="Calibri"/>
-          <w:color w:val="1E2E2C"/>
-          <w:sz w:val="21"/>
-          <w:szCs w:val="21"/>
-        </w:rPr>
-        <w:t xml:space="preserve"> — Microloan Agreement · Schedule of Fees &amp; Charges (Annexure A).</w:t>
+          <w:rFonts w:ascii="Georgia" w:cs="Georgia" w:eastAsia="Georgia" w:hAnsi="Georgia"/>
+          <w:color w:val="222222"/>
+          <w:sz w:val="21"/>
+          <w:szCs w:val="21"/>
+        </w:rPr>
+        <w:t xml:space="preserve"> — Microloan Agreement · Schedule of Fees &amp; Charges (Annexure A) · Payment Receipt.</w:t>
       </w:r>
     </w:p>
     <w:p>
@@ -1776,21 +1807,21 @@
       </w:pPr>
       <w:r>
         <w:rPr>
-          <w:rFonts w:ascii="Calibri" w:cs="Calibri" w:eastAsia="Calibri" w:hAnsi="Calibri"/>
-          <w:color w:val="1E2E2C"/>
-          <w:sz w:val="21"/>
-          <w:szCs w:val="21"/>
-        </w:rPr>
-        <w:t xml:space="preserve">While the loan runs</w:t>
-      </w:r>
-      <w:r>
-        <w:rPr>
-          <w:rFonts w:ascii="Calibri" w:cs="Calibri" w:eastAsia="Calibri" w:hAnsi="Calibri"/>
-          <w:color w:val="1E2E2C"/>
-          <w:sz w:val="21"/>
-          <w:szCs w:val="21"/>
-        </w:rPr>
-        <w:t xml:space="preserve"> — Payment Receipt · Statement of Account · Early Settlement Quotation · Loan Extension (Rollover) Addendum.</w:t>
+          <w:rFonts w:ascii="Georgia" w:cs="Georgia" w:eastAsia="Georgia" w:hAnsi="Georgia"/>
+          <w:color w:val="222222"/>
+          <w:sz w:val="21"/>
+          <w:szCs w:val="21"/>
+        </w:rPr>
+        <w:t xml:space="preserve">When it is settled</w:t>
+      </w:r>
+      <w:r>
+        <w:rPr>
+          <w:rFonts w:ascii="Georgia" w:cs="Georgia" w:eastAsia="Georgia" w:hAnsi="Georgia"/>
+          <w:color w:val="222222"/>
+          <w:sz w:val="21"/>
+          <w:szCs w:val="21"/>
+        </w:rPr>
+        <w:t xml:space="preserve"> — Paid-Up Letter / Settlement Confirmation.</w:t>
       </w:r>
     </w:p>
     <w:p>
@@ -1799,21 +1830,21 @@
       </w:pPr>
       <w:r>
         <w:rPr>
-          <w:rFonts w:ascii="Calibri" w:cs="Calibri" w:eastAsia="Calibri" w:hAnsi="Calibri"/>
-          <w:color w:val="1E2E2C"/>
-          <w:sz w:val="21"/>
-          <w:szCs w:val="21"/>
-        </w:rPr>
-        <w:t xml:space="preserve">When it is settled</w:t>
-      </w:r>
-      <w:r>
-        <w:rPr>
-          <w:rFonts w:ascii="Calibri" w:cs="Calibri" w:eastAsia="Calibri" w:hAnsi="Calibri"/>
-          <w:color w:val="1E2E2C"/>
-          <w:sz w:val="21"/>
-          <w:szCs w:val="21"/>
-        </w:rPr>
-        <w:t xml:space="preserve"> — Paid-Up Letter / Settlement Confirmation.</w:t>
+          <w:rFonts w:ascii="Georgia" w:cs="Georgia" w:eastAsia="Georgia" w:hAnsi="Georgia"/>
+          <w:color w:val="222222"/>
+          <w:sz w:val="21"/>
+          <w:szCs w:val="21"/>
+        </w:rPr>
+        <w:t xml:space="preserve">If it is not paid</w:t>
+      </w:r>
+      <w:r>
+        <w:rPr>
+          <w:rFonts w:ascii="Georgia" w:cs="Georgia" w:eastAsia="Georgia" w:hAnsi="Georgia"/>
+          <w:color w:val="222222"/>
+          <w:sz w:val="21"/>
+          <w:szCs w:val="21"/>
+        </w:rPr>
+        <w:t xml:space="preserve"> — Final Letter of Demand · Acknowledgement of Debt &amp; Payment Arrangement.</w:t>
       </w:r>
     </w:p>
     <w:p>
@@ -1822,21 +1853,21 @@
       </w:pPr>
       <w:r>
         <w:rPr>
-          <w:rFonts w:ascii="Calibri" w:cs="Calibri" w:eastAsia="Calibri" w:hAnsi="Calibri"/>
-          <w:color w:val="1E2E2C"/>
-          <w:sz w:val="21"/>
-          <w:szCs w:val="21"/>
-        </w:rPr>
-        <w:t xml:space="preserve">If it is not paid</w:t>
-      </w:r>
-      <w:r>
-        <w:rPr>
-          <w:rFonts w:ascii="Calibri" w:cs="Calibri" w:eastAsia="Calibri" w:hAnsi="Calibri"/>
-          <w:color w:val="1E2E2C"/>
-          <w:sz w:val="21"/>
-          <w:szCs w:val="21"/>
-        </w:rPr>
-        <w:t xml:space="preserve"> — First Reminder · Final Letter of Demand · Acknowledgement of Debt &amp; Payment Arrangement · Write-Off / Account Closure Notice.</w:t>
+          <w:rFonts w:ascii="Georgia" w:cs="Georgia" w:eastAsia="Georgia" w:hAnsi="Georgia"/>
+          <w:color w:val="222222"/>
+          <w:sz w:val="21"/>
+          <w:szCs w:val="21"/>
+        </w:rPr>
+        <w:t xml:space="preserve">Governance</w:t>
+      </w:r>
+      <w:r>
+        <w:rPr>
+          <w:rFonts w:ascii="Georgia" w:cs="Georgia" w:eastAsia="Georgia" w:hAnsi="Georgia"/>
+          <w:color w:val="222222"/>
+          <w:sz w:val="21"/>
+          <w:szCs w:val="21"/>
+        </w:rPr>
+        <w:t xml:space="preserve"> — Consent &amp; Privacy Notice · Debit Order / Payment Authority Mandate.</w:t>
       </w:r>
     </w:p>
     <w:p>
@@ -1845,21 +1876,30 @@
       </w:pPr>
       <w:r>
         <w:rPr>
-          <w:rFonts w:ascii="Calibri" w:cs="Calibri" w:eastAsia="Calibri" w:hAnsi="Calibri"/>
-          <w:color w:val="1E2E2C"/>
-          <w:sz w:val="21"/>
-          <w:szCs w:val="21"/>
-        </w:rPr>
-        <w:t xml:space="preserve">Governance</w:t>
-      </w:r>
-      <w:r>
-        <w:rPr>
-          <w:rFonts w:ascii="Calibri" w:cs="Calibri" w:eastAsia="Calibri" w:hAnsi="Calibri"/>
-          <w:color w:val="1E2E2C"/>
-          <w:sz w:val="21"/>
-          <w:szCs w:val="21"/>
-        </w:rPr>
-        <w:t xml:space="preserve"> — Consent &amp; Privacy Notice · Client Rights &amp; Complaints Charter · Debit Order / Payment Authority Mandate.</w:t>
+          <w:rFonts w:ascii="Georgia" w:cs="Georgia" w:eastAsia="Georgia" w:hAnsi="Georgia"/>
+          <w:color w:val="222222"/>
+          <w:sz w:val="21"/>
+          <w:szCs w:val="21"/>
+        </w:rPr>
+        <w:t xml:space="preserve">This is a focused, professional set. Some optional or internal-only forms (a statement of account, an early-settlement quotation, a first-reminder letter, a write-off notice, and a client-rights charter) are intentionally left out to keep the pack lean; they can be added back at any time. </w:t>
+      </w:r>
+      <w:r>
+        <w:rPr>
+          <w:rFonts w:ascii="Georgia" w:cs="Georgia" w:eastAsia="Georgia" w:hAnsi="Georgia"/>
+          <w:color w:val="222222"/>
+          <w:sz w:val="21"/>
+          <w:szCs w:val="21"/>
+        </w:rPr>
+        <w:t xml:space="preserve">No rollover / loan-extension form is included on purpose</w:t>
+      </w:r>
+      <w:r>
+        <w:rPr>
+          <w:rFonts w:ascii="Georgia" w:cs="Georgia" w:eastAsia="Georgia" w:hAnsi="Georgia"/>
+          <w:color w:val="222222"/>
+          <w:sz w:val="21"/>
+          <w:szCs w:val="21"/>
+        </w:rPr>
+        <w:t xml:space="preserve"> — until the rollover pricing is confirmed lawful (clause 1.3), issuing paperwork for it would encourage a practice that is likely unlawful.</w:t>
       </w:r>
     </w:p>
     <w:p>
@@ -1868,8 +1908,8 @@
       </w:pPr>
       <w:r>
         <w:rPr>
-          <w:rFonts w:ascii="Calibri" w:cs="Calibri" w:eastAsia="Calibri" w:hAnsi="Calibri"/>
-          <w:color w:val="1E2E2C"/>
+          <w:rFonts w:ascii="Georgia" w:cs="Georgia" w:eastAsia="Georgia" w:hAnsi="Georgia"/>
+          <w:color w:val="222222"/>
           <w:sz w:val="21"/>
           <w:szCs w:val="21"/>
         </w:rPr>
@@ -1879,7 +1919,7 @@
     <w:p>
       <w:pPr>
         <w:pBdr>
-          <w:bottom w:val="single" w:color="C9D6D3" w:sz="6"/>
+          <w:bottom w:val="single" w:color="C8C8C8" w:sz="6"/>
         </w:pBdr>
         <w:spacing w:after="200" w:before="200"/>
       </w:pPr>
@@ -1890,10 +1930,10 @@
       </w:pPr>
       <w:r>
         <w:rPr>
-          <w:rFonts w:ascii="Calibri" w:cs="Calibri" w:eastAsia="Calibri" w:hAnsi="Calibri"/>
+          <w:rFonts w:ascii="Georgia" w:cs="Georgia" w:eastAsia="Georgia" w:hAnsi="Georgia"/>
           <w:i/>
           <w:iCs/>
-          <w:color w:val="1E2E2C"/>
+          <w:color w:val="222222"/>
           <w:sz w:val="21"/>
           <w:szCs w:val="21"/>
         </w:rPr>
@@ -1958,7 +1998,7 @@
   <w:p>
     <w:pPr>
       <w:pBdr>
-        <w:top w:val="single" w:color="C9D6D3" w:sz="4"/>
+        <w:top w:val="single" w:color="C8C8C8" w:sz="4"/>
       </w:pBdr>
       <w:tabs>
         <w:tab w:val="right" w:pos="9026"/>
@@ -1967,8 +2007,8 @@
     </w:pPr>
     <w:r>
       <w:rPr>
-        <w:rFonts w:ascii="Calibri" w:cs="Calibri" w:eastAsia="Calibri" w:hAnsi="Calibri"/>
-        <w:color w:val="5A6B69"/>
+        <w:rFonts w:ascii="Georgia" w:cs="Georgia" w:eastAsia="Georgia" w:hAnsi="Georgia"/>
+        <w:color w:val="666666"/>
         <w:sz w:val="15"/>
         <w:szCs w:val="15"/>
       </w:rPr>
@@ -1983,8 +2023,8 @@
     </w:r>
     <w:r>
       <w:rPr>
-        <w:rFonts w:ascii="Calibri" w:cs="Calibri" w:eastAsia="Calibri" w:hAnsi="Calibri"/>
-        <w:color w:val="5A6B69"/>
+        <w:rFonts w:ascii="Georgia" w:cs="Georgia" w:eastAsia="Georgia" w:hAnsi="Georgia"/>
+        <w:color w:val="666666"/>
         <w:sz w:val="15"/>
         <w:szCs w:val="15"/>
       </w:rPr>
@@ -1992,8 +2032,8 @@
     </w:r>
     <w:r>
       <w:rPr>
-        <w:rFonts w:ascii="Calibri" w:cs="Calibri" w:eastAsia="Calibri" w:hAnsi="Calibri"/>
-        <w:color w:val="5A6B69"/>
+        <w:rFonts w:ascii="Georgia" w:cs="Georgia" w:eastAsia="Georgia" w:hAnsi="Georgia"/>
+        <w:color w:val="666666"/>
         <w:sz w:val="15"/>
         <w:szCs w:val="15"/>
       </w:rPr>
@@ -2004,8 +2044,8 @@
     </w:r>
     <w:r>
       <w:rPr>
-        <w:rFonts w:ascii="Calibri" w:cs="Calibri" w:eastAsia="Calibri" w:hAnsi="Calibri"/>
-        <w:color w:val="5A6B69"/>
+        <w:rFonts w:ascii="Georgia" w:cs="Georgia" w:eastAsia="Georgia" w:hAnsi="Georgia"/>
+        <w:color w:val="666666"/>
         <w:sz w:val="15"/>
         <w:szCs w:val="15"/>
       </w:rPr>
@@ -2013,8 +2053,8 @@
     </w:r>
     <w:r>
       <w:rPr>
-        <w:rFonts w:ascii="Calibri" w:cs="Calibri" w:eastAsia="Calibri" w:hAnsi="Calibri"/>
-        <w:color w:val="5A6B69"/>
+        <w:rFonts w:ascii="Georgia" w:cs="Georgia" w:eastAsia="Georgia" w:hAnsi="Georgia"/>
+        <w:color w:val="666666"/>
         <w:sz w:val="15"/>
         <w:szCs w:val="15"/>
       </w:rPr>
@@ -2113,14 +2153,14 @@
   </w:p>
   <w:p>
     <w:pPr>
-      <w:spacing w:after="20"/>
+      <w:spacing w:after="14"/>
     </w:pPr>
     <w:r>
       <w:rPr>
-        <w:rFonts w:ascii="Calibri" w:cs="Calibri" w:eastAsia="Calibri" w:hAnsi="Calibri"/>
+        <w:rFonts w:ascii="Georgia" w:cs="Georgia" w:eastAsia="Georgia" w:hAnsi="Georgia"/>
         <w:b/>
         <w:bCs/>
-        <w:color w:val="06302E"/>
+        <w:color w:val="1A1A1A"/>
         <w:sz w:val="16"/>
         <w:szCs w:val="16"/>
       </w:rPr>
@@ -2128,29 +2168,43 @@
     </w:r>
     <w:r>
       <w:rPr>
-        <w:rFonts w:ascii="Calibri" w:cs="Calibri" w:eastAsia="Calibri" w:hAnsi="Calibri"/>
-        <w:color w:val="5A6B69"/>
+        <w:rFonts w:ascii="Georgia" w:cs="Georgia" w:eastAsia="Georgia" w:hAnsi="Georgia"/>
+        <w:color w:val="666666"/>
         <w:sz w:val="16"/>
         <w:szCs w:val="16"/>
       </w:rPr>
-      <w:t xml:space="preserve">   ·   Reg. No. CC/2026/01904   ·   NAMFISA Reg. No. [NAMFISA REGISTRATION NUMBER]</w:t>
+      <w:t xml:space="preserve">   ·   Reg. No. CC/2026/01904</w:t>
+    </w:r>
+  </w:p>
+  <w:p>
+    <w:pPr>
+      <w:spacing w:after="14"/>
+    </w:pPr>
+    <w:r>
+      <w:rPr>
+        <w:rFonts w:ascii="Georgia" w:cs="Georgia" w:eastAsia="Georgia" w:hAnsi="Georgia"/>
+        <w:color w:val="666666"/>
+        <w:sz w:val="15"/>
+        <w:szCs w:val="15"/>
+      </w:rPr>
+      <w:t xml:space="preserve">Cell +264 81 281 9840   ·   WhatsApp +264 81 264 6222</w:t>
     </w:r>
   </w:p>
   <w:p>
     <w:pPr>
       <w:pBdr>
-        <w:bottom w:val="single" w:color="12B84F" w:sz="8"/>
+        <w:bottom w:val="single" w:color="8C8C8C" w:sz="8"/>
       </w:pBdr>
       <w:spacing w:after="90"/>
     </w:pPr>
     <w:r>
       <w:rPr>
-        <w:rFonts w:ascii="Calibri" w:cs="Calibri" w:eastAsia="Calibri" w:hAnsi="Calibri"/>
-        <w:color w:val="5A6B69"/>
-        <w:sz w:val="16"/>
-        <w:szCs w:val="16"/>
+        <w:rFonts w:ascii="Georgia" w:cs="Georgia" w:eastAsia="Georgia" w:hAnsi="Georgia"/>
+        <w:color w:val="666666"/>
+        <w:sz w:val="15"/>
+        <w:szCs w:val="15"/>
       </w:rPr>
-      <w:t xml:space="preserve">[PHYSICAL ADDRESS]   ·   Tel / WhatsApp +264 81 264 6222   ·   [EMAIL ADDRESS]</w:t>
+      <w:t xml:space="preserve">3403 Danger Ashipala Street, Swakopmund, Namibia   ·   P.O. Box 197, Swakopmund   ·   erastusmatheus3@gmail.com</w:t>
     </w:r>
   </w:p>
 </w:hdr>
